--- a/doc/詩/宋朝/黃庭堅/黃庭堅-牧童詩.docx
+++ b/doc/詩/宋朝/黃庭堅/黃庭堅-牧童詩.docx
@@ -1,6 +1,6 @@
 
 <file path=word/document.xml><?xml version="1.0" encoding="utf-8"?>
-<w:document xmlns:wpc="http://schemas.microsoft.com/office/word/2010/wordprocessingCanvas" xmlns:cx="http://schemas.microsoft.com/office/drawing/2014/chartex" xmlns:cx1="http://schemas.microsoft.com/office/drawing/2015/9/8/chartex" xmlns:cx2="http://schemas.microsoft.com/office/drawing/2015/10/21/chartex" xmlns:cx3="http://schemas.microsoft.com/office/drawing/2016/5/9/chartex" xmlns:cx4="http://schemas.microsoft.com/office/drawing/2016/5/10/chartex" xmlns:cx5="http://schemas.microsoft.com/office/drawing/2016/5/11/chartex" xmlns:cx6="http://schemas.microsoft.com/office/drawing/2016/5/12/chartex" xmlns:cx7="http://schemas.microsoft.com/office/drawing/2016/5/13/chartex" xmlns:cx8="http://schemas.microsoft.com/office/drawing/2016/5/14/chartex" xmlns:mc="http://schemas.openxmlformats.org/markup-compatibility/2006" xmlns:aink="http://schemas.microsoft.com/office/drawing/2016/ink" xmlns:am3d="http://schemas.microsoft.com/office/drawing/2017/model3d" xmlns:o="urn:schemas-microsoft-com:office:office" xmlns:oel="http://schemas.microsoft.com/office/2019/extlst" xmlns:r="http://schemas.openxmlformats.org/officeDocument/2006/relationships" xmlns:m="http://schemas.openxmlformats.org/officeDocument/2006/math" xmlns:v="urn:schemas-microsoft-com:vml" xmlns:wp14="http://schemas.microsoft.com/office/word/2010/wordprocessingDrawing" xmlns:wp="http://schemas.openxmlformats.org/drawingml/2006/wordprocessingDrawing" xmlns:w10="urn:schemas-microsoft-com:office:word" xmlns:w="http://schemas.openxmlformats.org/wordprocessingml/2006/main" xmlns:w14="http://schemas.microsoft.com/office/word/2010/wordml" xmlns:w15="http://schemas.microsoft.com/office/word/2012/wordml" xmlns:w16cex="http://schemas.microsoft.com/office/word/2018/wordml/cex" xmlns:w16cid="http://schemas.microsoft.com/office/word/2016/wordml/cid" xmlns:w16="http://schemas.microsoft.com/office/word/2018/wordml" xmlns:w16sdtdh="http://schemas.microsoft.com/office/word/2020/wordml/sdtdatahash" xmlns:w16se="http://schemas.microsoft.com/office/word/2015/wordml/symex" xmlns:wpg="http://schemas.microsoft.com/office/word/2010/wordprocessingGroup" xmlns:wpi="http://schemas.microsoft.com/office/word/2010/wordprocessingInk" xmlns:wne="http://schemas.microsoft.com/office/word/2006/wordml" xmlns:wps="http://schemas.microsoft.com/office/word/2010/wordprocessingShape" mc:Ignorable="w14 w15 w16se w16cid w16 w16cex w16sdtdh wp14">
+<w:document xmlns:wpc="http://schemas.microsoft.com/office/word/2010/wordprocessingCanvas" xmlns:cx="http://schemas.microsoft.com/office/drawing/2014/chartex" xmlns:cx1="http://schemas.microsoft.com/office/drawing/2015/9/8/chartex" xmlns:cx2="http://schemas.microsoft.com/office/drawing/2015/10/21/chartex" xmlns:cx3="http://schemas.microsoft.com/office/drawing/2016/5/9/chartex" xmlns:cx4="http://schemas.microsoft.com/office/drawing/2016/5/10/chartex" xmlns:cx5="http://schemas.microsoft.com/office/drawing/2016/5/11/chartex" xmlns:cx6="http://schemas.microsoft.com/office/drawing/2016/5/12/chartex" xmlns:cx7="http://schemas.microsoft.com/office/drawing/2016/5/13/chartex" xmlns:cx8="http://schemas.microsoft.com/office/drawing/2016/5/14/chartex" xmlns:mc="http://schemas.openxmlformats.org/markup-compatibility/2006" xmlns:aink="http://schemas.microsoft.com/office/drawing/2016/ink" xmlns:am3d="http://schemas.microsoft.com/office/drawing/2017/model3d" xmlns:o="urn:schemas-microsoft-com:office:office" xmlns:r="http://schemas.openxmlformats.org/officeDocument/2006/relationships" xmlns:m="http://schemas.openxmlformats.org/officeDocument/2006/math" xmlns:v="urn:schemas-microsoft-com:vml" xmlns:wp14="http://schemas.microsoft.com/office/word/2010/wordprocessingDrawing" xmlns:wp="http://schemas.openxmlformats.org/drawingml/2006/wordprocessingDrawing" xmlns:w10="urn:schemas-microsoft-com:office:word" xmlns:w="http://schemas.openxmlformats.org/wordprocessingml/2006/main" xmlns:w14="http://schemas.microsoft.com/office/word/2010/wordml" xmlns:w15="http://schemas.microsoft.com/office/word/2012/wordml" xmlns:w16cex="http://schemas.microsoft.com/office/word/2018/wordml/cex" xmlns:w16cid="http://schemas.microsoft.com/office/word/2016/wordml/cid" xmlns:w16="http://schemas.microsoft.com/office/word/2018/wordml" xmlns:w16sdtdh="http://schemas.microsoft.com/office/word/2020/wordml/sdtdatahash" xmlns:w16se="http://schemas.microsoft.com/office/word/2015/wordml/symex" xmlns:wpg="http://schemas.microsoft.com/office/word/2010/wordprocessingGroup" xmlns:wpi="http://schemas.microsoft.com/office/word/2010/wordprocessingInk" xmlns:wne="http://schemas.microsoft.com/office/word/2006/wordml" xmlns:wps="http://schemas.microsoft.com/office/word/2010/wordprocessingShape" mc:Ignorable="w14 w15 w16se w16cid w16 w16cex w16sdtdh wp14">
   <w:body>
     <w:p>
       <w:pPr>
@@ -82,16 +82,7 @@
           <w:sz w:val="52"/>
           <w:szCs w:val="52"/>
         </w:rPr>
-        <w:t xml:space="preserve">     </w:t>
-      </w:r>
-      <w:r>
-        <w:rPr>
-          <w:rFonts w:hint="eastAsia"/>
-          <w:kern w:val="0"/>
-          <w:sz w:val="52"/>
-          <w:szCs w:val="52"/>
-        </w:rPr>
-        <w:t xml:space="preserve"> </w:t>
+        <w:t xml:space="preserve">   </w:t>
       </w:r>
       <w:r>
         <w:rPr>
@@ -194,7 +185,21 @@
           <w:rFonts w:hint="eastAsia"/>
           <w:szCs w:val="28"/>
         </w:rPr>
-        <w:t>遠遠地看見牧童騎著牛緩緩地在</w:t>
+        <w:t>遠遠</w:t>
+      </w:r>
+      <w:r>
+        <w:rPr>
+          <w:rFonts w:hint="eastAsia"/>
+          <w:szCs w:val="28"/>
+        </w:rPr>
+        <w:t>的</w:t>
+      </w:r>
+      <w:r>
+        <w:rPr>
+          <w:rFonts w:hint="eastAsia"/>
+          <w:szCs w:val="28"/>
+        </w:rPr>
+        <w:t>看見牧童騎著牛緩緩地在</w:t>
       </w:r>
       <w:proofErr w:type="gramStart"/>
       <w:r>
@@ -287,25 +292,46 @@
       </w:r>
       <w:r>
         <w:rPr>
+          <w:rFonts w:hint="eastAsia"/>
           <w:color w:val="0F0F0F"/>
           <w:szCs w:val="28"/>
         </w:rPr>
-        <w:t>：通</w:t>
-      </w:r>
+        <w:t>(</w:t>
+      </w:r>
+      <w:proofErr w:type="gramStart"/>
+      <w:r>
+        <w:rPr>
+          <w:rFonts w:hint="eastAsia"/>
+          <w:color w:val="FF0000"/>
+          <w:sz w:val="16"/>
+          <w:szCs w:val="16"/>
+        </w:rPr>
+        <w:t>ㄌㄨㄥ</w:t>
+      </w:r>
+      <w:r>
+        <w:rPr>
+          <w:rFonts w:hint="eastAsia"/>
+          <w:color w:val="FF0000"/>
+          <w:sz w:val="16"/>
+          <w:szCs w:val="16"/>
+        </w:rPr>
+        <w:t>ˇ</w:t>
+      </w:r>
+      <w:proofErr w:type="gramEnd"/>
       <w:r>
         <w:rPr>
           <w:rFonts w:hint="eastAsia"/>
           <w:color w:val="0F0F0F"/>
           <w:szCs w:val="28"/>
         </w:rPr>
-        <w:t>「</w:t>
+        <w:t>)</w:t>
       </w:r>
       <w:r>
         <w:rPr>
           <w:color w:val="0F0F0F"/>
           <w:szCs w:val="28"/>
         </w:rPr>
-        <w:t>壟</w:t>
+        <w:t>：</w:t>
       </w:r>
       <w:r>
         <w:rPr>
@@ -313,30 +339,7 @@
           <w:color w:val="0F0F0F"/>
           <w:szCs w:val="28"/>
         </w:rPr>
-        <w:t>」</w:t>
-      </w:r>
-      <w:r>
-        <w:rPr>
-          <w:color w:val="0F0F0F"/>
-          <w:szCs w:val="28"/>
-        </w:rPr>
-        <w:t>，田</w:t>
-      </w:r>
-      <w:proofErr w:type="gramStart"/>
-      <w:r>
-        <w:rPr>
-          <w:color w:val="0F0F0F"/>
-          <w:szCs w:val="28"/>
-        </w:rPr>
-        <w:t>壟</w:t>
-      </w:r>
-      <w:proofErr w:type="gramEnd"/>
-      <w:r>
-        <w:rPr>
-          <w:color w:val="0F0F0F"/>
-          <w:szCs w:val="28"/>
-        </w:rPr>
-        <w:t>。</w:t>
+        <w:t>田埂、田中高地。通「壟」。【例】田隴、隴畝</w:t>
       </w:r>
     </w:p>
     <w:p>
@@ -606,18 +609,58 @@
           <w:bCs/>
           <w:szCs w:val="28"/>
         </w:rPr>
-        <w:t>這是一首</w:t>
-      </w:r>
-      <w:bookmarkStart w:id="1" w:name="_Hlk141126148"/>
+        <w:t>這</w:t>
+      </w:r>
+      <w:proofErr w:type="gramStart"/>
+      <w:r>
+        <w:rPr>
+          <w:rFonts w:hint="eastAsia"/>
+          <w:bCs/>
+          <w:szCs w:val="28"/>
+        </w:rPr>
+        <w:t>首詩以極其</w:t>
+      </w:r>
+      <w:proofErr w:type="gramEnd"/>
+      <w:r>
+        <w:rPr>
+          <w:rFonts w:hint="eastAsia"/>
+          <w:bCs/>
+          <w:szCs w:val="28"/>
+        </w:rPr>
+        <w:t>鮮明的意象與強烈的對比，</w:t>
+      </w:r>
       <w:r>
         <w:rPr>
           <w:rFonts w:hint="eastAsia"/>
           <w:b/>
           <w:szCs w:val="28"/>
         </w:rPr>
-        <w:t>饒</w:t>
-      </w:r>
-      <w:bookmarkEnd w:id="1"/>
+        <w:t>勾勒</w:t>
+      </w:r>
+      <w:r>
+        <w:rPr>
+          <w:rFonts w:hint="eastAsia"/>
+          <w:bCs/>
+          <w:szCs w:val="28"/>
+        </w:rPr>
+        <w:t>出一幅</w:t>
+      </w:r>
+      <w:r>
+        <w:rPr>
+          <w:rFonts w:hint="eastAsia"/>
+          <w:b/>
+          <w:szCs w:val="28"/>
+        </w:rPr>
+        <w:t>超然物外</w:t>
+      </w:r>
+      <w:r>
+        <w:rPr>
+          <w:rFonts w:hint="eastAsia"/>
+          <w:bCs/>
+          <w:szCs w:val="28"/>
+        </w:rPr>
+        <w:t>的牧童</w:t>
+      </w:r>
       <w:proofErr w:type="gramStart"/>
       <w:r>
         <w:rPr>
@@ -625,7 +668,7 @@
           <w:bCs/>
           <w:szCs w:val="28"/>
         </w:rPr>
-        <w:t>有理趣</w:t>
+        <w:t>生活圖卷</w:t>
       </w:r>
       <w:proofErr w:type="gramEnd"/>
       <w:r>
@@ -634,7 +677,39 @@
           <w:bCs/>
           <w:szCs w:val="28"/>
         </w:rPr>
-        <w:t>，借題發揮的警世詩。前兩句描寫牧童自在自得的神情，悠然牛背上，短笛信口吹，宛然如畫。牧童騎著牛兒，從前村慢慢走過；吹</w:t>
+        <w:t>，並藉此對</w:t>
+      </w:r>
+      <w:r>
+        <w:rPr>
+          <w:rFonts w:hint="eastAsia"/>
+          <w:b/>
+          <w:szCs w:val="28"/>
+        </w:rPr>
+        <w:t>汲汲營營</w:t>
+      </w:r>
+      <w:r>
+        <w:rPr>
+          <w:rFonts w:hint="eastAsia"/>
+          <w:bCs/>
+          <w:szCs w:val="28"/>
+        </w:rPr>
+        <w:t>於名利的世人進行了深刻的</w:t>
+      </w:r>
+      <w:r>
+        <w:rPr>
+          <w:rFonts w:hint="eastAsia"/>
+          <w:b/>
+          <w:szCs w:val="28"/>
+        </w:rPr>
+        <w:t>詰問</w:t>
+      </w:r>
+      <w:r>
+        <w:rPr>
+          <w:rFonts w:hint="eastAsia"/>
+          <w:bCs/>
+          <w:szCs w:val="28"/>
+        </w:rPr>
+        <w:t>與反思。</w:t>
       </w:r>
       <w:proofErr w:type="gramStart"/>
       <w:r>
@@ -643,238 +718,48 @@
           <w:bCs/>
           <w:szCs w:val="28"/>
         </w:rPr>
-        <w:t>著笛兒</w:t>
+        <w:t>全詩</w:t>
+      </w:r>
+      <w:r>
+        <w:rPr>
+          <w:rFonts w:hint="eastAsia"/>
+          <w:b/>
+          <w:szCs w:val="28"/>
+        </w:rPr>
+        <w:t>語言</w:t>
       </w:r>
       <w:proofErr w:type="gramEnd"/>
       <w:r>
         <w:rPr>
           <w:rFonts w:hint="eastAsia"/>
-          <w:bCs/>
-          <w:szCs w:val="28"/>
-        </w:rPr>
-        <w:t>，笛聲在</w:t>
-      </w:r>
-      <w:proofErr w:type="gramStart"/>
-      <w:r>
-        <w:rPr>
-          <w:rFonts w:hint="eastAsia"/>
-          <w:bCs/>
-          <w:szCs w:val="28"/>
-        </w:rPr>
-        <w:t>田間隨</w:t>
-      </w:r>
-      <w:proofErr w:type="gramEnd"/>
-      <w:r>
-        <w:rPr>
-          <w:rFonts w:hint="eastAsia"/>
-          <w:bCs/>
-          <w:szCs w:val="28"/>
-        </w:rPr>
-        <w:t>風</w:t>
-      </w:r>
-      <w:r>
-        <w:rPr>
-          <w:rFonts w:hint="eastAsia"/>
           <w:b/>
           <w:szCs w:val="28"/>
         </w:rPr>
-        <w:t>飄</w:t>
-      </w:r>
-      <w:proofErr w:type="gramStart"/>
+        <w:t>質樸</w:t>
+      </w:r>
+      <w:r>
+        <w:rPr>
+          <w:rFonts w:hint="eastAsia"/>
+          <w:bCs/>
+          <w:szCs w:val="28"/>
+        </w:rPr>
+        <w:t>，卻蘊含著</w:t>
+      </w:r>
       <w:r>
         <w:rPr>
           <w:rFonts w:hint="eastAsia"/>
           <w:b/>
           <w:szCs w:val="28"/>
         </w:rPr>
-        <w:t>悠</w:t>
-      </w:r>
-      <w:proofErr w:type="gramEnd"/>
-      <w:r>
-        <w:rPr>
-          <w:rFonts w:hint="eastAsia"/>
-          <w:bCs/>
-          <w:szCs w:val="28"/>
-        </w:rPr>
-        <w:t>。</w:t>
-      </w:r>
-      <w:r>
-        <w:rPr>
-          <w:rFonts w:hint="eastAsia"/>
-          <w:bCs/>
-          <w:szCs w:val="28"/>
-        </w:rPr>
-        <w:t>「</w:t>
-      </w:r>
-      <w:r>
-        <w:rPr>
-          <w:rFonts w:hint="eastAsia"/>
-          <w:bCs/>
-          <w:szCs w:val="28"/>
-        </w:rPr>
-        <w:t>騎牛</w:t>
-      </w:r>
-      <w:r>
-        <w:rPr>
-          <w:rFonts w:hint="eastAsia"/>
-          <w:bCs/>
-          <w:szCs w:val="28"/>
-        </w:rPr>
-        <w:t>」</w:t>
-      </w:r>
-      <w:r>
-        <w:rPr>
-          <w:rFonts w:hint="eastAsia"/>
-          <w:bCs/>
-          <w:szCs w:val="28"/>
-        </w:rPr>
-        <w:t>與</w:t>
-      </w:r>
-      <w:r>
-        <w:rPr>
-          <w:rFonts w:hint="eastAsia"/>
-          <w:bCs/>
-          <w:szCs w:val="28"/>
-        </w:rPr>
-        <w:t>「</w:t>
-      </w:r>
-      <w:r>
-        <w:rPr>
-          <w:rFonts w:hint="eastAsia"/>
-          <w:bCs/>
-          <w:szCs w:val="28"/>
-        </w:rPr>
-        <w:t>吹笛</w:t>
-      </w:r>
-      <w:r>
-        <w:rPr>
-          <w:rFonts w:hint="eastAsia"/>
-          <w:bCs/>
-          <w:szCs w:val="28"/>
-        </w:rPr>
-        <w:t>」</w:t>
-      </w:r>
-      <w:r>
-        <w:rPr>
-          <w:rFonts w:hint="eastAsia"/>
-          <w:bCs/>
-          <w:szCs w:val="28"/>
-        </w:rPr>
-        <w:t>，生動地描摹出牧童灑脫的形象、悠閒的心情：同時，詩人把牧童放在</w:t>
-      </w:r>
-      <w:r>
-        <w:rPr>
-          <w:rFonts w:hint="eastAsia"/>
-          <w:bCs/>
-          <w:szCs w:val="28"/>
-        </w:rPr>
-        <w:t>「</w:t>
-      </w:r>
-      <w:r>
-        <w:rPr>
-          <w:rFonts w:hint="eastAsia"/>
-          <w:bCs/>
-          <w:szCs w:val="28"/>
-        </w:rPr>
-        <w:t>村</w:t>
-      </w:r>
-      <w:r>
-        <w:rPr>
-          <w:rFonts w:hint="eastAsia"/>
-          <w:bCs/>
-          <w:szCs w:val="28"/>
-        </w:rPr>
-        <w:t>」</w:t>
-      </w:r>
-      <w:r>
-        <w:rPr>
-          <w:rFonts w:hint="eastAsia"/>
-          <w:bCs/>
-          <w:szCs w:val="28"/>
-        </w:rPr>
-        <w:t>與</w:t>
-      </w:r>
-      <w:r>
-        <w:rPr>
-          <w:rFonts w:hint="eastAsia"/>
-          <w:bCs/>
-          <w:szCs w:val="28"/>
-        </w:rPr>
-        <w:t>「</w:t>
-      </w:r>
-      <w:r>
-        <w:rPr>
-          <w:rFonts w:hint="eastAsia"/>
-          <w:bCs/>
-          <w:szCs w:val="28"/>
-        </w:rPr>
-        <w:t>岸</w:t>
-      </w:r>
-      <w:r>
-        <w:rPr>
-          <w:rFonts w:hint="eastAsia"/>
-          <w:bCs/>
-          <w:szCs w:val="28"/>
-        </w:rPr>
-        <w:t>」</w:t>
-      </w:r>
-      <w:r>
-        <w:rPr>
-          <w:rFonts w:hint="eastAsia"/>
-          <w:bCs/>
-          <w:szCs w:val="28"/>
-        </w:rPr>
-        <w:t>的背景上，使畫面境界</w:t>
-      </w:r>
-      <w:proofErr w:type="gramStart"/>
-      <w:r>
-        <w:rPr>
-          <w:rFonts w:hint="eastAsia"/>
-          <w:bCs/>
-          <w:szCs w:val="28"/>
-        </w:rPr>
-        <w:t>外闊，</w:t>
-      </w:r>
-      <w:proofErr w:type="gramEnd"/>
-      <w:r>
-        <w:rPr>
-          <w:rFonts w:hint="eastAsia"/>
-          <w:bCs/>
-          <w:szCs w:val="28"/>
-        </w:rPr>
-        <w:t>顯得</w:t>
-      </w:r>
-      <w:r>
-        <w:rPr>
-          <w:rFonts w:hint="eastAsia"/>
-          <w:bCs/>
-          <w:szCs w:val="28"/>
-        </w:rPr>
-        <w:t>「</w:t>
-      </w:r>
-      <w:r>
-        <w:rPr>
-          <w:rFonts w:hint="eastAsia"/>
-          <w:bCs/>
-          <w:szCs w:val="28"/>
-        </w:rPr>
-        <w:t>野</w:t>
-      </w:r>
-      <w:r>
-        <w:rPr>
-          <w:rFonts w:hint="eastAsia"/>
-          <w:bCs/>
-          <w:szCs w:val="28"/>
-        </w:rPr>
-        <w:t>」</w:t>
-      </w:r>
-      <w:r>
-        <w:rPr>
-          <w:rFonts w:hint="eastAsia"/>
-          <w:bCs/>
-          <w:szCs w:val="28"/>
-        </w:rPr>
-        <w:t>味濃郁。</w:t>
+        <w:t>深邃</w:t>
+      </w:r>
+      <w:r>
+        <w:rPr>
+          <w:rFonts w:hint="eastAsia"/>
+          <w:bCs/>
+          <w:szCs w:val="28"/>
+        </w:rPr>
+        <w:t>的生命哲學。</w:t>
       </w:r>
     </w:p>
     <w:p>
@@ -892,15 +777,15 @@
           <w:bCs/>
           <w:szCs w:val="28"/>
         </w:rPr>
-        <w:t xml:space="preserve">    </w:t>
-      </w:r>
-      <w:r>
-        <w:rPr>
-          <w:rFonts w:hint="eastAsia"/>
-          <w:bCs/>
-          <w:szCs w:val="28"/>
-        </w:rPr>
-        <w:t>後兩</w:t>
+        <w:t xml:space="preserve">　　</w:t>
+      </w:r>
+      <w:r>
+        <w:rPr>
+          <w:rFonts w:hint="eastAsia"/>
+          <w:bCs/>
+          <w:szCs w:val="28"/>
+        </w:rPr>
+        <w:t>前兩句「騎牛遠遠過前村，短笛</w:t>
       </w:r>
       <w:proofErr w:type="gramStart"/>
       <w:r>
@@ -909,7 +794,7 @@
           <w:bCs/>
           <w:szCs w:val="28"/>
         </w:rPr>
-        <w:t>句即事論理</w:t>
+        <w:t>橫吹隔隴聞</w:t>
       </w:r>
       <w:proofErr w:type="gramEnd"/>
       <w:r>
@@ -918,119 +803,7 @@
           <w:bCs/>
           <w:szCs w:val="28"/>
         </w:rPr>
-        <w:t>，拉出逐利爭名、</w:t>
-      </w:r>
-      <w:bookmarkStart w:id="2" w:name="_Hlk141126555"/>
-      <w:r>
-        <w:rPr>
-          <w:rFonts w:hint="eastAsia"/>
-          <w:b/>
-          <w:szCs w:val="28"/>
-        </w:rPr>
-        <w:t>機關算盡</w:t>
-      </w:r>
-      <w:bookmarkEnd w:id="2"/>
-      <w:r>
-        <w:rPr>
-          <w:rFonts w:hint="eastAsia"/>
-          <w:bCs/>
-          <w:szCs w:val="28"/>
-        </w:rPr>
-        <w:t>的</w:t>
-      </w:r>
-      <w:r>
-        <w:rPr>
-          <w:rFonts w:hint="eastAsia"/>
-          <w:bCs/>
-          <w:szCs w:val="28"/>
-        </w:rPr>
-        <w:t>「</w:t>
-      </w:r>
-      <w:r>
-        <w:rPr>
-          <w:rFonts w:hint="eastAsia"/>
-          <w:bCs/>
-          <w:szCs w:val="28"/>
-        </w:rPr>
-        <w:t>長安名利客</w:t>
-      </w:r>
-      <w:r>
-        <w:rPr>
-          <w:rFonts w:hint="eastAsia"/>
-          <w:bCs/>
-          <w:szCs w:val="28"/>
-        </w:rPr>
-        <w:t>」</w:t>
-      </w:r>
-      <w:r>
-        <w:rPr>
-          <w:rFonts w:hint="eastAsia"/>
-          <w:bCs/>
-          <w:szCs w:val="28"/>
-        </w:rPr>
-        <w:t>與悠然自得的牧童相比。有多少在官場上爭名逐利的庸人，費盡心機，其實不如牧童自在快樂啊！在</w:t>
-      </w:r>
-      <w:proofErr w:type="gramStart"/>
-      <w:r>
-        <w:rPr>
-          <w:rFonts w:hint="eastAsia"/>
-          <w:bCs/>
-          <w:szCs w:val="28"/>
-        </w:rPr>
-        <w:t>一</w:t>
-      </w:r>
-      <w:proofErr w:type="gramEnd"/>
-      <w:r>
-        <w:rPr>
-          <w:rFonts w:hint="eastAsia"/>
-          <w:bCs/>
-          <w:szCs w:val="28"/>
-        </w:rPr>
-        <w:t>貶</w:t>
-      </w:r>
-      <w:proofErr w:type="gramStart"/>
-      <w:r>
-        <w:rPr>
-          <w:rFonts w:hint="eastAsia"/>
-          <w:bCs/>
-          <w:szCs w:val="28"/>
-        </w:rPr>
-        <w:t>一</w:t>
-      </w:r>
-      <w:proofErr w:type="gramEnd"/>
-      <w:r>
-        <w:rPr>
-          <w:rFonts w:hint="eastAsia"/>
-          <w:bCs/>
-          <w:szCs w:val="28"/>
-        </w:rPr>
-        <w:t>褒之中，表露出作者清高自賞、不與</w:t>
-      </w:r>
-      <w:proofErr w:type="gramStart"/>
-      <w:r>
-        <w:rPr>
-          <w:rFonts w:hint="eastAsia"/>
-          <w:bCs/>
-          <w:szCs w:val="28"/>
-        </w:rPr>
-        <w:t>俗流合</w:t>
-      </w:r>
-      <w:r>
-        <w:rPr>
-          <w:rFonts w:hint="eastAsia"/>
-          <w:bCs/>
-          <w:szCs w:val="28"/>
-        </w:rPr>
-        <w:t>汙</w:t>
-      </w:r>
-      <w:proofErr w:type="gramEnd"/>
-      <w:r>
-        <w:rPr>
-          <w:rFonts w:hint="eastAsia"/>
-          <w:bCs/>
-          <w:szCs w:val="28"/>
-        </w:rPr>
-        <w:t>的心態，同時也在讚美牧童。</w:t>
+        <w:t>」，從視覺與聽覺兩個維度，成功塑造了一個和諧、自由的鄉野世界。</w:t>
       </w:r>
     </w:p>
     <w:p>
@@ -1048,15 +821,15 @@
           <w:bCs/>
           <w:szCs w:val="28"/>
         </w:rPr>
-        <w:t xml:space="preserve">    </w:t>
-      </w:r>
-      <w:r>
-        <w:rPr>
-          <w:rFonts w:hint="eastAsia"/>
-          <w:bCs/>
-          <w:szCs w:val="28"/>
-        </w:rPr>
-        <w:t>詩中悠閒自得，</w:t>
+        <w:t xml:space="preserve">　　</w:t>
+      </w:r>
+      <w:r>
+        <w:rPr>
+          <w:rFonts w:hint="eastAsia"/>
+          <w:bCs/>
+          <w:szCs w:val="28"/>
+        </w:rPr>
+        <w:t>「騎牛遠遠過前村」：一個「遠遠」寫出了空間的開闊與時間的悠長。牧童騎在牛背上，緩緩行過村落，</w:t>
       </w:r>
       <w:proofErr w:type="gramStart"/>
       <w:r>
@@ -1065,7 +838,7 @@
           <w:bCs/>
           <w:szCs w:val="28"/>
         </w:rPr>
-        <w:t>吹笛牛背</w:t>
+        <w:t>沒有催趕</w:t>
       </w:r>
       <w:proofErr w:type="gramEnd"/>
       <w:r>
@@ -1074,107 +847,23 @@
           <w:bCs/>
           <w:szCs w:val="28"/>
         </w:rPr>
-        <w:t>，早出晚歸，不</w:t>
-      </w:r>
-      <w:proofErr w:type="gramStart"/>
-      <w:r>
-        <w:rPr>
-          <w:rFonts w:hint="eastAsia"/>
-          <w:bCs/>
-          <w:szCs w:val="28"/>
-        </w:rPr>
-        <w:t>愁食衣</w:t>
-      </w:r>
-      <w:proofErr w:type="gramEnd"/>
-      <w:r>
-        <w:rPr>
-          <w:rFonts w:hint="eastAsia"/>
-          <w:bCs/>
-          <w:szCs w:val="28"/>
-        </w:rPr>
-        <w:t>的</w:t>
-      </w:r>
-      <w:r>
-        <w:rPr>
-          <w:rFonts w:hint="eastAsia"/>
-          <w:bCs/>
-          <w:szCs w:val="28"/>
-        </w:rPr>
-        <w:t>「</w:t>
-      </w:r>
-      <w:r>
-        <w:rPr>
-          <w:rFonts w:hint="eastAsia"/>
-          <w:bCs/>
-          <w:szCs w:val="28"/>
-        </w:rPr>
-        <w:t>田園牧歌式</w:t>
-      </w:r>
-      <w:r>
-        <w:rPr>
-          <w:rFonts w:hint="eastAsia"/>
-          <w:bCs/>
-          <w:szCs w:val="28"/>
-        </w:rPr>
-        <w:t>」</w:t>
-      </w:r>
-      <w:r>
-        <w:rPr>
-          <w:rFonts w:hint="eastAsia"/>
-          <w:bCs/>
-          <w:szCs w:val="28"/>
-        </w:rPr>
-        <w:t>的生活，自然既飄逸而又理想，可惜在黑暗的制度下，只不過是文人學士們的</w:t>
-      </w:r>
-      <w:r>
-        <w:rPr>
-          <w:rFonts w:hint="eastAsia"/>
-          <w:bCs/>
-          <w:szCs w:val="28"/>
-        </w:rPr>
-        <w:t>「</w:t>
-      </w:r>
-      <w:r>
-        <w:rPr>
-          <w:rFonts w:hint="eastAsia"/>
-          <w:bCs/>
-          <w:szCs w:val="28"/>
-        </w:rPr>
-        <w:t>空想</w:t>
-      </w:r>
-      <w:r>
-        <w:rPr>
-          <w:rFonts w:hint="eastAsia"/>
-          <w:bCs/>
-          <w:szCs w:val="28"/>
-        </w:rPr>
-        <w:t>」</w:t>
-      </w:r>
-      <w:r>
-        <w:rPr>
-          <w:rFonts w:hint="eastAsia"/>
-          <w:bCs/>
-          <w:szCs w:val="28"/>
-        </w:rPr>
-        <w:t>之</w:t>
-      </w:r>
-      <w:proofErr w:type="gramStart"/>
-      <w:r>
-        <w:rPr>
-          <w:rFonts w:hint="eastAsia"/>
-          <w:bCs/>
-          <w:szCs w:val="28"/>
-        </w:rPr>
-        <w:t>一</w:t>
-      </w:r>
-      <w:proofErr w:type="gramEnd"/>
-      <w:r>
-        <w:rPr>
-          <w:rFonts w:hint="eastAsia"/>
-          <w:bCs/>
-          <w:szCs w:val="28"/>
-        </w:rPr>
-        <w:t>。</w:t>
+        <w:t>、沒有目的地的焦慮，展現出一種</w:t>
+      </w:r>
+      <w:r>
+        <w:rPr>
+          <w:rFonts w:hint="eastAsia"/>
+          <w:b/>
+          <w:szCs w:val="28"/>
+        </w:rPr>
+        <w:t>隨遇而安</w:t>
+      </w:r>
+      <w:r>
+        <w:rPr>
+          <w:rFonts w:hint="eastAsia"/>
+          <w:bCs/>
+          <w:szCs w:val="28"/>
+        </w:rPr>
+        <w:t>的從容。</w:t>
       </w:r>
     </w:p>
     <w:p>
@@ -1183,6 +872,322 @@
         <w:ind w:left="-6" w:right="0" w:hanging="11"/>
         <w:rPr>
           <w:bCs/>
+          <w:szCs w:val="28"/>
+        </w:rPr>
+      </w:pPr>
+      <w:r>
+        <w:rPr>
+          <w:rFonts w:hint="eastAsia"/>
+          <w:bCs/>
+          <w:szCs w:val="28"/>
+        </w:rPr>
+        <w:t xml:space="preserve">　　</w:t>
+      </w:r>
+      <w:r>
+        <w:rPr>
+          <w:rFonts w:hint="eastAsia"/>
+          <w:bCs/>
+          <w:szCs w:val="28"/>
+        </w:rPr>
+        <w:t>「短笛</w:t>
+      </w:r>
+      <w:proofErr w:type="gramStart"/>
+      <w:r>
+        <w:rPr>
+          <w:rFonts w:hint="eastAsia"/>
+          <w:bCs/>
+          <w:szCs w:val="28"/>
+        </w:rPr>
+        <w:t>橫吹隔隴聞</w:t>
+      </w:r>
+      <w:proofErr w:type="gramEnd"/>
+      <w:r>
+        <w:rPr>
+          <w:rFonts w:hint="eastAsia"/>
+          <w:bCs/>
+          <w:szCs w:val="28"/>
+        </w:rPr>
+        <w:t>」：</w:t>
+      </w:r>
+      <w:proofErr w:type="gramStart"/>
+      <w:r>
+        <w:rPr>
+          <w:rFonts w:hint="eastAsia"/>
+          <w:bCs/>
+          <w:szCs w:val="28"/>
+        </w:rPr>
+        <w:t>橫吹的</w:t>
+      </w:r>
+      <w:proofErr w:type="gramEnd"/>
+      <w:r>
+        <w:rPr>
+          <w:rFonts w:hint="eastAsia"/>
+          <w:bCs/>
+          <w:szCs w:val="28"/>
+        </w:rPr>
+        <w:t>短笛聲穿過田</w:t>
+      </w:r>
+      <w:proofErr w:type="gramStart"/>
+      <w:r>
+        <w:rPr>
+          <w:rFonts w:hint="eastAsia"/>
+          <w:bCs/>
+          <w:szCs w:val="28"/>
+        </w:rPr>
+        <w:t>壟</w:t>
+      </w:r>
+      <w:proofErr w:type="gramEnd"/>
+      <w:r>
+        <w:rPr>
+          <w:rFonts w:hint="eastAsia"/>
+          <w:bCs/>
+          <w:szCs w:val="28"/>
+        </w:rPr>
+        <w:t>，悠揚</w:t>
+      </w:r>
+      <w:r>
+        <w:rPr>
+          <w:rFonts w:hint="eastAsia"/>
+          <w:bCs/>
+          <w:szCs w:val="28"/>
+        </w:rPr>
+        <w:t>的</w:t>
+      </w:r>
+      <w:r>
+        <w:rPr>
+          <w:rFonts w:hint="eastAsia"/>
+          <w:bCs/>
+          <w:szCs w:val="28"/>
+        </w:rPr>
+        <w:t>傳入耳中。這清脆的笛聲不僅打破了鄉野的寂靜，更賦予了畫面</w:t>
+      </w:r>
+      <w:r>
+        <w:rPr>
+          <w:rFonts w:hint="eastAsia"/>
+          <w:b/>
+          <w:szCs w:val="28"/>
+        </w:rPr>
+        <w:t>靈動</w:t>
+      </w:r>
+      <w:r>
+        <w:rPr>
+          <w:rFonts w:hint="eastAsia"/>
+          <w:bCs/>
+          <w:szCs w:val="28"/>
+        </w:rPr>
+        <w:t>的生命力。牧童的快樂是自足的，不需要觀眾，也不為取悅他人，僅僅是生命本真的流露。</w:t>
+      </w:r>
+    </w:p>
+    <w:p>
+      <w:pPr>
+        <w:spacing w:after="0" w:line="440" w:lineRule="exact"/>
+        <w:ind w:left="-6" w:right="0" w:hanging="11"/>
+        <w:rPr>
+          <w:bCs/>
+          <w:szCs w:val="28"/>
+        </w:rPr>
+      </w:pPr>
+      <w:r>
+        <w:rPr>
+          <w:rFonts w:hint="eastAsia"/>
+          <w:bCs/>
+          <w:szCs w:val="28"/>
+        </w:rPr>
+        <w:t xml:space="preserve">　　</w:t>
+      </w:r>
+      <w:r>
+        <w:rPr>
+          <w:rFonts w:hint="eastAsia"/>
+          <w:bCs/>
+          <w:szCs w:val="28"/>
+        </w:rPr>
+        <w:t>後兩句「多少長安名利客，機關用盡不如君」，則</w:t>
+      </w:r>
+      <w:proofErr w:type="gramStart"/>
+      <w:r>
+        <w:rPr>
+          <w:rFonts w:hint="eastAsia"/>
+          <w:bCs/>
+          <w:szCs w:val="28"/>
+        </w:rPr>
+        <w:t>是全詩的</w:t>
+      </w:r>
+      <w:proofErr w:type="gramEnd"/>
+      <w:r>
+        <w:rPr>
+          <w:rFonts w:hint="eastAsia"/>
+          <w:bCs/>
+          <w:szCs w:val="28"/>
+        </w:rPr>
+        <w:t>靈魂所在，筆鋒一轉，將焦點從寧靜的鄉野拉向喧囂的權力中心</w:t>
+      </w:r>
+      <w:r>
+        <w:rPr>
+          <w:rFonts w:hint="eastAsia"/>
+          <w:bCs/>
+          <w:szCs w:val="28"/>
+        </w:rPr>
+        <w:t>--</w:t>
+      </w:r>
+      <w:r>
+        <w:rPr>
+          <w:rFonts w:hint="eastAsia"/>
+          <w:bCs/>
+          <w:szCs w:val="28"/>
+        </w:rPr>
+        <w:t>「長安」。</w:t>
+      </w:r>
+    </w:p>
+    <w:p>
+      <w:pPr>
+        <w:spacing w:after="0" w:line="440" w:lineRule="exact"/>
+        <w:ind w:left="-6" w:right="0" w:hanging="11"/>
+        <w:rPr>
+          <w:bCs/>
+          <w:szCs w:val="28"/>
+        </w:rPr>
+      </w:pPr>
+      <w:r>
+        <w:rPr>
+          <w:rFonts w:hint="eastAsia"/>
+          <w:bCs/>
+          <w:szCs w:val="28"/>
+        </w:rPr>
+        <w:t xml:space="preserve">　　</w:t>
+      </w:r>
+      <w:r>
+        <w:rPr>
+          <w:rFonts w:hint="eastAsia"/>
+          <w:bCs/>
+          <w:szCs w:val="28"/>
+        </w:rPr>
+        <w:t>長安名利客：</w:t>
+      </w:r>
+      <w:r>
+        <w:rPr>
+          <w:rFonts w:hint="eastAsia"/>
+          <w:bCs/>
+          <w:szCs w:val="28"/>
+          <w:u w:val="single"/>
+        </w:rPr>
+        <w:t>長安</w:t>
+      </w:r>
+      <w:r>
+        <w:rPr>
+          <w:rFonts w:hint="eastAsia"/>
+          <w:bCs/>
+          <w:szCs w:val="28"/>
+        </w:rPr>
+        <w:t>在此處象徵著名利場與權力核心。無數人為了追求功名利祿，在這裡費盡心思、</w:t>
+      </w:r>
+      <w:r>
+        <w:rPr>
+          <w:rFonts w:hint="eastAsia"/>
+          <w:b/>
+          <w:szCs w:val="28"/>
+        </w:rPr>
+        <w:t>爾虞我詐</w:t>
+      </w:r>
+      <w:r>
+        <w:rPr>
+          <w:rFonts w:hint="eastAsia"/>
+          <w:bCs/>
+          <w:szCs w:val="28"/>
+        </w:rPr>
+        <w:t>。</w:t>
+      </w:r>
+    </w:p>
+    <w:p>
+      <w:pPr>
+        <w:spacing w:after="0" w:line="440" w:lineRule="exact"/>
+        <w:ind w:left="-6" w:right="0" w:hanging="11"/>
+        <w:rPr>
+          <w:bCs/>
+          <w:szCs w:val="28"/>
+        </w:rPr>
+      </w:pPr>
+      <w:r>
+        <w:rPr>
+          <w:rFonts w:hint="eastAsia"/>
+          <w:bCs/>
+          <w:szCs w:val="28"/>
+        </w:rPr>
+        <w:t xml:space="preserve">    </w:t>
+      </w:r>
+      <w:r>
+        <w:rPr>
+          <w:rFonts w:hint="eastAsia"/>
+          <w:bCs/>
+          <w:szCs w:val="28"/>
+        </w:rPr>
+        <w:t>機關用盡不如君：一個「不如君」，力道千鈞。「機關用盡」寫出了世人的</w:t>
+      </w:r>
+      <w:r>
+        <w:rPr>
+          <w:rFonts w:hint="eastAsia"/>
+          <w:b/>
+          <w:szCs w:val="28"/>
+        </w:rPr>
+        <w:t>心力交瘁</w:t>
+      </w:r>
+      <w:r>
+        <w:rPr>
+          <w:rFonts w:hint="eastAsia"/>
+          <w:bCs/>
+          <w:szCs w:val="28"/>
+        </w:rPr>
+        <w:t xml:space="preserve">　</w:t>
+      </w:r>
+      <w:r>
+        <w:rPr>
+          <w:rFonts w:hint="eastAsia"/>
+          <w:bCs/>
+          <w:szCs w:val="28"/>
+        </w:rPr>
+        <w:t>與靈魂的扭曲，他們雖然可能換來了短暫的榮華，卻失去了內心的平靜。相比之下，一無所有的牧童，反而在</w:t>
+      </w:r>
+      <w:r>
+        <w:rPr>
+          <w:rFonts w:hint="eastAsia"/>
+          <w:b/>
+          <w:szCs w:val="28"/>
+        </w:rPr>
+        <w:t>清風</w:t>
+      </w:r>
+      <w:proofErr w:type="gramStart"/>
+      <w:r>
+        <w:rPr>
+          <w:rFonts w:hint="eastAsia"/>
+          <w:b/>
+          <w:szCs w:val="28"/>
+        </w:rPr>
+        <w:t>朗月</w:t>
+      </w:r>
+      <w:r>
+        <w:rPr>
+          <w:rFonts w:hint="eastAsia"/>
+          <w:bCs/>
+          <w:szCs w:val="28"/>
+        </w:rPr>
+        <w:t>間</w:t>
+      </w:r>
+      <w:proofErr w:type="gramEnd"/>
+      <w:r>
+        <w:rPr>
+          <w:rFonts w:hint="eastAsia"/>
+          <w:bCs/>
+          <w:szCs w:val="28"/>
+        </w:rPr>
+        <w:t>，擁有最純粹的快樂與心靈的絕對自由。</w:t>
+      </w:r>
+    </w:p>
+    <w:p>
+      <w:pPr>
+        <w:spacing w:after="0" w:line="440" w:lineRule="exact"/>
+        <w:ind w:left="-6" w:right="0" w:hanging="11"/>
+        <w:rPr>
+          <w:rFonts w:hint="eastAsia"/>
+          <w:bCs/>
           <w:spacing w:val="-6"/>
           <w:szCs w:val="28"/>
         </w:rPr>
@@ -1191,35 +1196,68 @@
         <w:rPr>
           <w:rFonts w:hint="eastAsia"/>
           <w:bCs/>
-          <w:spacing w:val="-6"/>
-          <w:szCs w:val="28"/>
-        </w:rPr>
-        <w:t>(資料來源：</w:t>
-      </w:r>
-      <w:hyperlink r:id="rId8" w:history="1">
-        <w:r>
-          <w:rPr>
-            <w:rStyle w:val="a8"/>
-            <w:bCs/>
-            <w:spacing w:val="-6"/>
-            <w:szCs w:val="28"/>
-          </w:rPr>
-          <w:t>https://bit.ly/44B0C49</w:t>
-        </w:r>
-      </w:hyperlink>
-      <w:hyperlink r:id="rId9" w:history="1"/>
-      <w:hyperlink r:id="rId10" w:history="1"/>
-      <w:hyperlink r:id="rId11" w:history="1"/>
-      <w:hyperlink r:id="rId12" w:history="1"/>
-      <w:hyperlink r:id="rId13" w:history="1"/>
-      <w:r>
-        <w:rPr>
-          <w:rFonts w:hint="eastAsia"/>
-          <w:bCs/>
-          <w:spacing w:val="-6"/>
-          <w:szCs w:val="28"/>
-        </w:rPr>
-        <w:t>)</w:t>
+          <w:szCs w:val="28"/>
+        </w:rPr>
+        <w:lastRenderedPageBreak/>
+        <w:t xml:space="preserve">　　</w:t>
+      </w:r>
+      <w:r>
+        <w:rPr>
+          <w:rFonts w:hint="eastAsia"/>
+          <w:bCs/>
+          <w:szCs w:val="28"/>
+        </w:rPr>
+        <w:t>這首詩的妙處，在於它並非流於簡單的說教，而是透過「牧童的自在」與「名利客的焦慮」進行強烈</w:t>
+      </w:r>
+      <w:r>
+        <w:rPr>
+          <w:rFonts w:hint="eastAsia"/>
+          <w:b/>
+          <w:szCs w:val="28"/>
+        </w:rPr>
+        <w:t>反差</w:t>
+      </w:r>
+      <w:r>
+        <w:rPr>
+          <w:rFonts w:hint="eastAsia"/>
+          <w:bCs/>
+          <w:szCs w:val="28"/>
+        </w:rPr>
+        <w:t>，直指人心。它提醒著世人：物質的追逐永無止境，而真正的幸福往往藏在最樸實、最接近自然</w:t>
+      </w:r>
+      <w:proofErr w:type="gramStart"/>
+      <w:r>
+        <w:rPr>
+          <w:rFonts w:hint="eastAsia"/>
+          <w:bCs/>
+          <w:szCs w:val="28"/>
+        </w:rPr>
+        <w:t>的</w:t>
+      </w:r>
+      <w:r>
+        <w:rPr>
+          <w:rFonts w:hint="eastAsia"/>
+          <w:b/>
+          <w:szCs w:val="28"/>
+        </w:rPr>
+        <w:t>本真</w:t>
+      </w:r>
+      <w:r>
+        <w:rPr>
+          <w:rFonts w:hint="eastAsia"/>
+          <w:bCs/>
+          <w:szCs w:val="28"/>
+        </w:rPr>
+        <w:t>生活</w:t>
+      </w:r>
+      <w:proofErr w:type="gramEnd"/>
+      <w:r>
+        <w:rPr>
+          <w:rFonts w:hint="eastAsia"/>
+          <w:bCs/>
+          <w:szCs w:val="28"/>
+        </w:rPr>
+        <w:t>中。這不僅是一首田園詩，更是一劑撫慰焦躁靈魂的清涼良藥。</w:t>
       </w:r>
     </w:p>
     <w:p>
@@ -1250,71 +1288,26 @@
           <w:ilvl w:val="0"/>
           <w:numId w:val="1"/>
         </w:numPr>
-        <w:spacing w:line="400" w:lineRule="exact"/>
-        <w:ind w:leftChars="0" w:left="482" w:right="0"/>
-      </w:pPr>
-      <w:r>
-        <w:rPr>
-          <w:rFonts w:hint="eastAsia"/>
-        </w:rPr>
-        <w:t>饒</w:t>
-      </w:r>
-    </w:p>
-    <w:p>
-      <w:pPr>
-        <w:pStyle w:val="aa"/>
-        <w:numPr>
-          <w:ilvl w:val="0"/>
-          <w:numId w:val="42"/>
-        </w:numPr>
-        <w:spacing w:line="400" w:lineRule="exact"/>
-        <w:ind w:leftChars="0" w:right="0"/>
-      </w:pPr>
-      <w:r>
-        <w:rPr>
-          <w:rFonts w:hint="eastAsia"/>
-        </w:rPr>
-        <w:t>富足、</w:t>
-      </w:r>
-      <w:r>
-        <w:rPr>
-          <w:rFonts w:hint="eastAsia"/>
-        </w:rPr>
-        <w:t>豐厚。如：「富饒」、「豐饒」。</w:t>
-      </w:r>
-    </w:p>
-    <w:p>
-      <w:pPr>
-        <w:pStyle w:val="aa"/>
-        <w:numPr>
-          <w:ilvl w:val="0"/>
-          <w:numId w:val="42"/>
-        </w:numPr>
-        <w:spacing w:line="400" w:lineRule="exact"/>
-        <w:ind w:leftChars="0" w:right="0"/>
-      </w:pPr>
-      <w:r>
-        <w:rPr>
-          <w:rFonts w:hint="eastAsia"/>
-        </w:rPr>
-        <w:t>原諒。如：「饒恕」、「絕不輕饒」。</w:t>
-      </w:r>
-    </w:p>
-    <w:p>
-      <w:pPr>
-        <w:pStyle w:val="aa"/>
-        <w:numPr>
-          <w:ilvl w:val="0"/>
-          <w:numId w:val="42"/>
-        </w:numPr>
-        <w:spacing w:line="400" w:lineRule="exact"/>
-        <w:ind w:leftChars="0" w:right="0"/>
-      </w:pPr>
-      <w:r>
-        <w:rPr>
-          <w:rFonts w:hint="eastAsia"/>
-        </w:rPr>
-        <w:t>饒舌：多話。如：「你別在那兒饒舌。」</w:t>
+        <w:spacing w:after="0" w:line="480" w:lineRule="exact"/>
+        <w:ind w:leftChars="0" w:left="284" w:right="0" w:hanging="284"/>
+      </w:pPr>
+      <w:r>
+        <w:rPr>
+          <w:rFonts w:hint="eastAsia"/>
+        </w:rPr>
+        <w:t>勾勒</w:t>
+      </w:r>
+      <w:r>
+        <w:rPr>
+          <w:rFonts w:hint="eastAsia"/>
+        </w:rPr>
+        <w:t>：</w:t>
+      </w:r>
+      <w:r>
+        <w:rPr>
+          <w:rFonts w:hint="eastAsia"/>
+        </w:rPr>
+        <w:t>原指用線條畫出物體的輪廓。在寫作中，引申為用簡練的文字大致描寫、表現出人或事物的形象或特徵。</w:t>
       </w:r>
     </w:p>
     <w:p>
@@ -1324,23 +1317,15 @@
           <w:ilvl w:val="0"/>
           <w:numId w:val="1"/>
         </w:numPr>
-        <w:spacing w:line="400" w:lineRule="exact"/>
-        <w:ind w:leftChars="0" w:right="0"/>
-      </w:pPr>
-      <w:r>
-        <w:rPr>
-          <w:rFonts w:hint="eastAsia"/>
-        </w:rPr>
-        <w:t>飄</w:t>
-      </w:r>
-      <w:proofErr w:type="gramStart"/>
-      <w:r>
-        <w:rPr>
-          <w:rFonts w:hint="eastAsia"/>
-        </w:rPr>
-        <w:t>悠</w:t>
-      </w:r>
-      <w:proofErr w:type="gramEnd"/>
+        <w:spacing w:after="0" w:line="480" w:lineRule="exact"/>
+        <w:ind w:leftChars="0" w:left="284" w:right="0" w:hanging="284"/>
+      </w:pPr>
+      <w:r>
+        <w:rPr>
+          <w:rFonts w:hint="eastAsia"/>
+        </w:rPr>
+        <w:t>超然物外</w:t>
+      </w:r>
       <w:r>
         <w:rPr>
           <w:rFonts w:hint="eastAsia"/>
@@ -1351,49 +1336,7 @@
         <w:rPr>
           <w:rFonts w:hint="eastAsia"/>
         </w:rPr>
-        <w:t>物體在空中緩緩飄落或物體在水面上輕緩的漂</w:t>
-      </w:r>
-      <w:proofErr w:type="gramStart"/>
-      <w:r>
-        <w:rPr>
-          <w:rFonts w:hint="eastAsia"/>
-        </w:rPr>
-        <w:t>盪</w:t>
-      </w:r>
-      <w:proofErr w:type="gramEnd"/>
-      <w:r>
-        <w:rPr>
-          <w:rFonts w:hint="eastAsia"/>
-        </w:rPr>
-        <w:t>。如：「晚風中，枯葉</w:t>
-      </w:r>
-      <w:proofErr w:type="gramStart"/>
-      <w:r>
-        <w:rPr>
-          <w:rFonts w:hint="eastAsia"/>
-        </w:rPr>
-        <w:t>飄悠而</w:t>
-      </w:r>
-      <w:proofErr w:type="gramEnd"/>
-      <w:r>
-        <w:rPr>
-          <w:rFonts w:hint="eastAsia"/>
-        </w:rPr>
-        <w:t>下。」、「月夜，輕舟在湖</w:t>
-      </w:r>
-      <w:proofErr w:type="gramStart"/>
-      <w:r>
-        <w:rPr>
-          <w:rFonts w:hint="eastAsia"/>
-        </w:rPr>
-        <w:t>面飄悠遠逝</w:t>
-      </w:r>
-      <w:proofErr w:type="gramEnd"/>
-      <w:r>
-        <w:rPr>
-          <w:rFonts w:hint="eastAsia"/>
-        </w:rPr>
-        <w:t>。」</w:t>
+        <w:t>不被世俗的物質、名利或現實環境所牽絆，保持心靈的超脫與自由。</w:t>
       </w:r>
     </w:p>
     <w:p>
@@ -1403,17 +1346,14 @@
           <w:ilvl w:val="0"/>
           <w:numId w:val="1"/>
         </w:numPr>
-        <w:spacing w:line="400" w:lineRule="exact"/>
-        <w:ind w:leftChars="0" w:right="0"/>
-        <w:rPr>
-          <w:rFonts w:hint="eastAsia"/>
-        </w:rPr>
-      </w:pPr>
-      <w:r>
-        <w:rPr>
-          <w:rFonts w:hint="eastAsia"/>
-        </w:rPr>
-        <w:t>機關算盡</w:t>
+        <w:spacing w:after="0" w:line="480" w:lineRule="exact"/>
+        <w:ind w:leftChars="0" w:left="284" w:right="0" w:hanging="284"/>
+      </w:pPr>
+      <w:r>
+        <w:rPr>
+          <w:rFonts w:hint="eastAsia"/>
+        </w:rPr>
+        <w:t>汲汲營營</w:t>
       </w:r>
       <w:r>
         <w:rPr>
@@ -1425,11 +1365,479 @@
         <w:rPr>
           <w:rFonts w:hint="eastAsia"/>
         </w:rPr>
-        <w:t>比喻用盡心思。機關：周密、巧妙的計謀。</w:t>
+        <w:t>形容人急切地奔走追逐，特別常用來形容為了名利而不停撈取、鑽營的樣子。</w:t>
+      </w:r>
+    </w:p>
+    <w:p>
+      <w:pPr>
+        <w:pStyle w:val="aa"/>
+        <w:numPr>
+          <w:ilvl w:val="0"/>
+          <w:numId w:val="1"/>
+        </w:numPr>
+        <w:spacing w:after="0" w:line="480" w:lineRule="exact"/>
+        <w:ind w:leftChars="0" w:left="284" w:right="0" w:hanging="284"/>
+      </w:pPr>
+      <w:proofErr w:type="gramStart"/>
+      <w:r>
+        <w:rPr>
+          <w:rFonts w:hint="eastAsia"/>
+        </w:rPr>
+        <w:t>詰</w:t>
+      </w:r>
+      <w:proofErr w:type="gramEnd"/>
+      <w:r>
+        <w:rPr>
+          <w:rFonts w:hint="eastAsia"/>
+        </w:rPr>
+        <w:t>（</w:t>
+      </w:r>
+      <w:proofErr w:type="gramStart"/>
+      <w:r>
+        <w:rPr>
+          <w:rFonts w:hint="eastAsia"/>
+          <w:color w:val="FF0000"/>
+          <w:sz w:val="16"/>
+          <w:szCs w:val="16"/>
+        </w:rPr>
+        <w:t>ㄐㄧㄝ</w:t>
+      </w:r>
+      <w:r>
+        <w:rPr>
+          <w:rFonts w:hint="eastAsia"/>
+          <w:color w:val="FF0000"/>
+          <w:sz w:val="16"/>
+          <w:szCs w:val="16"/>
+        </w:rPr>
+        <w:t>ˊ</w:t>
+      </w:r>
+      <w:proofErr w:type="gramEnd"/>
+      <w:r>
+        <w:rPr>
+          <w:rFonts w:hint="eastAsia"/>
+        </w:rPr>
+        <w:t>）</w:t>
+      </w:r>
+      <w:r>
+        <w:rPr>
+          <w:rFonts w:hint="eastAsia"/>
+        </w:rPr>
+        <w:t>問</w:t>
+      </w:r>
+      <w:r>
+        <w:rPr>
+          <w:rFonts w:hint="eastAsia"/>
+        </w:rPr>
+        <w:t>：</w:t>
+      </w:r>
+      <w:r>
+        <w:rPr>
+          <w:rFonts w:hint="eastAsia"/>
+        </w:rPr>
+        <w:t>追問、責問。通常帶有比較嚴厲、深刻或探究到底的語氣。</w:t>
+      </w:r>
+    </w:p>
+    <w:p>
+      <w:pPr>
+        <w:pStyle w:val="aa"/>
+        <w:numPr>
+          <w:ilvl w:val="0"/>
+          <w:numId w:val="1"/>
+        </w:numPr>
+        <w:spacing w:after="0" w:line="480" w:lineRule="exact"/>
+        <w:ind w:leftChars="0" w:left="284" w:right="0" w:hanging="284"/>
+      </w:pPr>
+      <w:r>
+        <w:rPr>
+          <w:rFonts w:hint="eastAsia"/>
+        </w:rPr>
+        <w:t>語言質樸</w:t>
+      </w:r>
+      <w:r>
+        <w:rPr>
+          <w:rFonts w:hint="eastAsia"/>
+        </w:rPr>
+        <w:t>：</w:t>
+      </w:r>
+      <w:r>
+        <w:rPr>
+          <w:rFonts w:hint="eastAsia"/>
+        </w:rPr>
+        <w:t>形容文字或說話風格樸實、自然，沒有過多的華麗裝飾或雕琢，卻充滿真摯的情感。</w:t>
+      </w:r>
+    </w:p>
+    <w:p>
+      <w:pPr>
+        <w:pStyle w:val="aa"/>
+        <w:numPr>
+          <w:ilvl w:val="0"/>
+          <w:numId w:val="1"/>
+        </w:numPr>
+        <w:spacing w:after="0" w:line="480" w:lineRule="exact"/>
+        <w:ind w:leftChars="0" w:left="284" w:right="0" w:hanging="284"/>
+      </w:pPr>
+      <w:r>
+        <w:rPr>
+          <w:rFonts w:hint="eastAsia"/>
+        </w:rPr>
+        <w:t>深邃</w:t>
+      </w:r>
+      <w:r>
+        <w:rPr>
+          <w:rFonts w:hint="eastAsia"/>
+        </w:rPr>
+        <w:t>（</w:t>
+      </w:r>
+      <w:proofErr w:type="gramStart"/>
+      <w:r>
+        <w:rPr>
+          <w:rFonts w:hint="eastAsia"/>
+          <w:color w:val="FF0000"/>
+          <w:sz w:val="16"/>
+          <w:szCs w:val="16"/>
+        </w:rPr>
+        <w:t>ㄙㄨㄟˋ</w:t>
+      </w:r>
+      <w:proofErr w:type="gramEnd"/>
+      <w:r>
+        <w:rPr>
+          <w:rFonts w:hint="eastAsia"/>
+        </w:rPr>
+        <w:t>）</w:t>
+      </w:r>
+      <w:r>
+        <w:rPr>
+          <w:rFonts w:hint="eastAsia"/>
+        </w:rPr>
+        <w:t>：</w:t>
+      </w:r>
+      <w:r>
+        <w:rPr>
+          <w:rFonts w:hint="eastAsia"/>
+        </w:rPr>
+        <w:t>原指幽深、很深的樣子（如深邃的眼神）。在文學中，常用來形容道理、意境或思想非常深刻、不易一眼看透。</w:t>
+      </w:r>
+    </w:p>
+    <w:p>
+      <w:pPr>
+        <w:pStyle w:val="aa"/>
+        <w:numPr>
+          <w:ilvl w:val="0"/>
+          <w:numId w:val="1"/>
+        </w:numPr>
+        <w:spacing w:after="0" w:line="480" w:lineRule="exact"/>
+        <w:ind w:leftChars="0" w:left="284" w:right="0" w:hanging="284"/>
+      </w:pPr>
+      <w:r>
+        <w:rPr>
+          <w:rFonts w:hint="eastAsia"/>
+        </w:rPr>
+        <w:t>隨遇而安</w:t>
+      </w:r>
+      <w:r>
+        <w:rPr>
+          <w:rFonts w:hint="eastAsia"/>
+        </w:rPr>
+        <w:t>：</w:t>
+      </w:r>
+      <w:r>
+        <w:rPr>
+          <w:rFonts w:hint="eastAsia"/>
+        </w:rPr>
+        <w:t>能適應各種環境，在任何處境下都能保持內心的平靜與滿足。</w:t>
+      </w:r>
+    </w:p>
+    <w:p>
+      <w:pPr>
+        <w:pStyle w:val="aa"/>
+        <w:numPr>
+          <w:ilvl w:val="0"/>
+          <w:numId w:val="1"/>
+        </w:numPr>
+        <w:spacing w:after="0" w:line="480" w:lineRule="exact"/>
+        <w:ind w:leftChars="0" w:left="284" w:right="0" w:hanging="284"/>
+      </w:pPr>
+      <w:r>
+        <w:rPr>
+          <w:rFonts w:hint="eastAsia"/>
+        </w:rPr>
+        <w:t>靈動</w:t>
+      </w:r>
+      <w:r>
+        <w:rPr>
+          <w:rFonts w:hint="eastAsia"/>
+        </w:rPr>
+        <w:t>：</w:t>
+      </w:r>
+      <w:r>
+        <w:rPr>
+          <w:rFonts w:hint="eastAsia"/>
+        </w:rPr>
+        <w:t>形容事物靈活、生動、富有生機而不呆板。</w:t>
+      </w:r>
+    </w:p>
+    <w:p>
+      <w:pPr>
+        <w:pStyle w:val="aa"/>
+        <w:numPr>
+          <w:ilvl w:val="0"/>
+          <w:numId w:val="1"/>
+        </w:numPr>
+        <w:spacing w:after="0" w:line="480" w:lineRule="exact"/>
+        <w:ind w:leftChars="0" w:left="284" w:right="0" w:hanging="284"/>
+      </w:pPr>
+      <w:proofErr w:type="gramStart"/>
+      <w:r>
+        <w:rPr>
+          <w:rFonts w:hint="eastAsia"/>
+        </w:rPr>
+        <w:t>爾虞</w:t>
+      </w:r>
+      <w:r>
+        <w:rPr>
+          <w:rFonts w:hint="eastAsia"/>
+        </w:rPr>
+        <w:t>（</w:t>
+      </w:r>
+      <w:r>
+        <w:rPr>
+          <w:rFonts w:hint="eastAsia"/>
+          <w:color w:val="FF0000"/>
+          <w:sz w:val="16"/>
+          <w:szCs w:val="16"/>
+        </w:rPr>
+        <w:t>ㄩˊ</w:t>
+      </w:r>
+      <w:r>
+        <w:rPr>
+          <w:rFonts w:hint="eastAsia"/>
+        </w:rPr>
+        <w:t>）</w:t>
+      </w:r>
+      <w:r>
+        <w:rPr>
+          <w:rFonts w:hint="eastAsia"/>
+        </w:rPr>
+        <w:t>我詐</w:t>
+      </w:r>
+      <w:r>
+        <w:rPr>
+          <w:rFonts w:hint="eastAsia"/>
+        </w:rPr>
+        <w:t>：</w:t>
+      </w:r>
+      <w:proofErr w:type="gramEnd"/>
+      <w:r>
+        <w:rPr>
+          <w:rFonts w:hint="eastAsia"/>
+        </w:rPr>
+        <w:t>形容人與人之間互相猜疑、互相欺騙，彼此都在玩弄心機。</w:t>
+      </w:r>
+    </w:p>
+    <w:p>
+      <w:pPr>
+        <w:pStyle w:val="aa"/>
+        <w:numPr>
+          <w:ilvl w:val="0"/>
+          <w:numId w:val="1"/>
+        </w:numPr>
+        <w:spacing w:after="0" w:line="480" w:lineRule="exact"/>
+        <w:ind w:leftChars="0" w:left="284" w:right="0" w:hanging="426"/>
+      </w:pPr>
+      <w:r>
+        <w:rPr>
+          <w:rFonts w:hint="eastAsia"/>
+        </w:rPr>
+        <w:t>心力交瘁</w:t>
+      </w:r>
+      <w:r>
+        <w:rPr>
+          <w:rFonts w:hint="eastAsia"/>
+        </w:rPr>
+        <w:t>（</w:t>
+      </w:r>
+      <w:proofErr w:type="gramStart"/>
+      <w:r>
+        <w:rPr>
+          <w:rFonts w:hint="eastAsia"/>
+          <w:color w:val="FF0000"/>
+          <w:sz w:val="16"/>
+          <w:szCs w:val="16"/>
+        </w:rPr>
+        <w:t>ㄘㄨㄟˋ</w:t>
+      </w:r>
+      <w:proofErr w:type="gramEnd"/>
+      <w:r>
+        <w:rPr>
+          <w:rFonts w:hint="eastAsia"/>
+        </w:rPr>
+        <w:t>）</w:t>
+      </w:r>
+      <w:r>
+        <w:rPr>
+          <w:rFonts w:hint="eastAsia"/>
+        </w:rPr>
+        <w:t>：</w:t>
+      </w:r>
+      <w:r>
+        <w:rPr>
+          <w:rFonts w:hint="eastAsia"/>
+        </w:rPr>
+        <w:t>精神和肉體都疲憊到了極點</w:t>
+      </w:r>
+      <w:proofErr w:type="gramStart"/>
+      <w:r>
+        <w:rPr>
+          <w:rFonts w:hint="eastAsia"/>
+        </w:rPr>
+        <w:t>（</w:t>
+      </w:r>
+      <w:proofErr w:type="gramEnd"/>
+      <w:r>
+        <w:rPr>
+          <w:rFonts w:hint="eastAsia"/>
+        </w:rPr>
+        <w:t>交：同時；</w:t>
+      </w:r>
+      <w:proofErr w:type="gramStart"/>
+      <w:r>
+        <w:rPr>
+          <w:rFonts w:hint="eastAsia"/>
+        </w:rPr>
+        <w:t>瘁</w:t>
+      </w:r>
+      <w:proofErr w:type="gramEnd"/>
+      <w:r>
+        <w:rPr>
+          <w:rFonts w:hint="eastAsia"/>
+        </w:rPr>
+        <w:t>：勞累</w:t>
+      </w:r>
+      <w:proofErr w:type="gramStart"/>
+      <w:r>
+        <w:rPr>
+          <w:rFonts w:hint="eastAsia"/>
+        </w:rPr>
+        <w:t>）</w:t>
+      </w:r>
+      <w:proofErr w:type="gramEnd"/>
+      <w:r>
+        <w:rPr>
+          <w:rFonts w:hint="eastAsia"/>
+        </w:rPr>
+        <w:t>。</w:t>
+      </w:r>
+    </w:p>
+    <w:p>
+      <w:pPr>
+        <w:pStyle w:val="aa"/>
+        <w:numPr>
+          <w:ilvl w:val="0"/>
+          <w:numId w:val="1"/>
+        </w:numPr>
+        <w:spacing w:after="0" w:line="480" w:lineRule="exact"/>
+        <w:ind w:leftChars="0" w:left="284" w:right="0" w:hanging="426"/>
+      </w:pPr>
+      <w:proofErr w:type="gramStart"/>
+      <w:r>
+        <w:rPr>
+          <w:rFonts w:hint="eastAsia"/>
+        </w:rPr>
+        <w:t>清風朗月</w:t>
+      </w:r>
+      <w:proofErr w:type="gramEnd"/>
+      <w:r>
+        <w:rPr>
+          <w:rFonts w:hint="eastAsia"/>
+        </w:rPr>
+        <w:t>：</w:t>
+      </w:r>
+      <w:r>
+        <w:rPr>
+          <w:rFonts w:hint="eastAsia"/>
+        </w:rPr>
+        <w:t>清涼的微風、明亮的月光。常用來形容清幽美好的自然景致，也比喻人的品格高潔、胸懷爽朗。</w:t>
+      </w:r>
+    </w:p>
+    <w:p>
+      <w:pPr>
+        <w:pStyle w:val="aa"/>
+        <w:numPr>
+          <w:ilvl w:val="0"/>
+          <w:numId w:val="1"/>
+        </w:numPr>
+        <w:spacing w:after="0" w:line="480" w:lineRule="exact"/>
+        <w:ind w:leftChars="0" w:left="284" w:right="0" w:hanging="426"/>
+      </w:pPr>
+      <w:r>
+        <w:rPr>
+          <w:rFonts w:hint="eastAsia"/>
+        </w:rPr>
+        <w:t>反差</w:t>
+      </w:r>
+      <w:r>
+        <w:rPr>
+          <w:rFonts w:hint="eastAsia"/>
+        </w:rPr>
+        <w:t>：</w:t>
+      </w:r>
+      <w:r>
+        <w:rPr>
+          <w:rFonts w:hint="eastAsia"/>
+        </w:rPr>
+        <w:t>兩種人、事或物在對比之下，所顯現出的極大差異或對立。</w:t>
+      </w:r>
+    </w:p>
+    <w:p>
+      <w:pPr>
+        <w:pStyle w:val="aa"/>
+        <w:numPr>
+          <w:ilvl w:val="0"/>
+          <w:numId w:val="1"/>
+        </w:numPr>
+        <w:spacing w:after="0" w:line="480" w:lineRule="exact"/>
+        <w:ind w:leftChars="0" w:left="284" w:right="0" w:hanging="426"/>
+        <w:rPr>
+          <w:rFonts w:hint="eastAsia"/>
+        </w:rPr>
+      </w:pPr>
+      <w:proofErr w:type="gramStart"/>
+      <w:r>
+        <w:rPr>
+          <w:rFonts w:hint="eastAsia"/>
+        </w:rPr>
+        <w:t>本真</w:t>
+      </w:r>
+      <w:proofErr w:type="gramEnd"/>
+      <w:r>
+        <w:rPr>
+          <w:rFonts w:hint="eastAsia"/>
+        </w:rPr>
+        <w:t>：</w:t>
+      </w:r>
+      <w:r>
+        <w:rPr>
+          <w:rFonts w:hint="eastAsia"/>
+        </w:rPr>
+        <w:t>指生命或事物最原始、最</w:t>
+      </w:r>
+      <w:proofErr w:type="gramStart"/>
+      <w:r>
+        <w:rPr>
+          <w:rFonts w:hint="eastAsia"/>
+        </w:rPr>
+        <w:t>純潔、</w:t>
+      </w:r>
+      <w:proofErr w:type="gramEnd"/>
+      <w:r>
+        <w:rPr>
+          <w:rFonts w:hint="eastAsia"/>
+        </w:rPr>
+        <w:t>沒有受到世俗汙染的本來面貌。</w:t>
       </w:r>
     </w:p>
     <w:sectPr>
-      <w:footerReference w:type="default" r:id="rId14"/>
+      <w:footerReference w:type="default" r:id="rId8"/>
       <w:pgSz w:w="11906" w:h="16838"/>
       <w:pgMar w:top="567" w:right="567" w:bottom="567" w:left="567" w:header="0" w:footer="0" w:gutter="0"/>
       <w:cols w:space="720"/>
@@ -1440,7 +1848,7 @@
 </file>
 
 <file path=word/endnotes.xml><?xml version="1.0" encoding="utf-8"?>
-<w:endnotes xmlns:wpc="http://schemas.microsoft.com/office/word/2010/wordprocessingCanvas" xmlns:cx="http://schemas.microsoft.com/office/drawing/2014/chartex" xmlns:cx1="http://schemas.microsoft.com/office/drawing/2015/9/8/chartex" xmlns:cx2="http://schemas.microsoft.com/office/drawing/2015/10/21/chartex" xmlns:cx3="http://schemas.microsoft.com/office/drawing/2016/5/9/chartex" xmlns:cx4="http://schemas.microsoft.com/office/drawing/2016/5/10/chartex" xmlns:cx5="http://schemas.microsoft.com/office/drawing/2016/5/11/chartex" xmlns:cx6="http://schemas.microsoft.com/office/drawing/2016/5/12/chartex" xmlns:cx7="http://schemas.microsoft.com/office/drawing/2016/5/13/chartex" xmlns:cx8="http://schemas.microsoft.com/office/drawing/2016/5/14/chartex" xmlns:mc="http://schemas.openxmlformats.org/markup-compatibility/2006" xmlns:aink="http://schemas.microsoft.com/office/drawing/2016/ink" xmlns:am3d="http://schemas.microsoft.com/office/drawing/2017/model3d" xmlns:o="urn:schemas-microsoft-com:office:office" xmlns:oel="http://schemas.microsoft.com/office/2019/extlst" xmlns:r="http://schemas.openxmlformats.org/officeDocument/2006/relationships" xmlns:m="http://schemas.openxmlformats.org/officeDocument/2006/math" xmlns:v="urn:schemas-microsoft-com:vml" xmlns:wp14="http://schemas.microsoft.com/office/word/2010/wordprocessingDrawing" xmlns:wp="http://schemas.openxmlformats.org/drawingml/2006/wordprocessingDrawing" xmlns:w10="urn:schemas-microsoft-com:office:word" xmlns:w="http://schemas.openxmlformats.org/wordprocessingml/2006/main" xmlns:w14="http://schemas.microsoft.com/office/word/2010/wordml" xmlns:w15="http://schemas.microsoft.com/office/word/2012/wordml" xmlns:w16cex="http://schemas.microsoft.com/office/word/2018/wordml/cex" xmlns:w16cid="http://schemas.microsoft.com/office/word/2016/wordml/cid" xmlns:w16="http://schemas.microsoft.com/office/word/2018/wordml" xmlns:w16sdtdh="http://schemas.microsoft.com/office/word/2020/wordml/sdtdatahash" xmlns:w16se="http://schemas.microsoft.com/office/word/2015/wordml/symex" xmlns:wpg="http://schemas.microsoft.com/office/word/2010/wordprocessingGroup" xmlns:wpi="http://schemas.microsoft.com/office/word/2010/wordprocessingInk" xmlns:wne="http://schemas.microsoft.com/office/word/2006/wordml" xmlns:wps="http://schemas.microsoft.com/office/word/2010/wordprocessingShape" mc:Ignorable="w14 w15 w16se w16cid w16 w16cex w16sdtdh wp14">
+<w:endnotes xmlns:wpc="http://schemas.microsoft.com/office/word/2010/wordprocessingCanvas" xmlns:cx="http://schemas.microsoft.com/office/drawing/2014/chartex" xmlns:cx1="http://schemas.microsoft.com/office/drawing/2015/9/8/chartex" xmlns:cx2="http://schemas.microsoft.com/office/drawing/2015/10/21/chartex" xmlns:cx3="http://schemas.microsoft.com/office/drawing/2016/5/9/chartex" xmlns:cx4="http://schemas.microsoft.com/office/drawing/2016/5/10/chartex" xmlns:cx5="http://schemas.microsoft.com/office/drawing/2016/5/11/chartex" xmlns:cx6="http://schemas.microsoft.com/office/drawing/2016/5/12/chartex" xmlns:cx7="http://schemas.microsoft.com/office/drawing/2016/5/13/chartex" xmlns:cx8="http://schemas.microsoft.com/office/drawing/2016/5/14/chartex" xmlns:mc="http://schemas.openxmlformats.org/markup-compatibility/2006" xmlns:aink="http://schemas.microsoft.com/office/drawing/2016/ink" xmlns:am3d="http://schemas.microsoft.com/office/drawing/2017/model3d" xmlns:o="urn:schemas-microsoft-com:office:office" xmlns:r="http://schemas.openxmlformats.org/officeDocument/2006/relationships" xmlns:m="http://schemas.openxmlformats.org/officeDocument/2006/math" xmlns:v="urn:schemas-microsoft-com:vml" xmlns:wp14="http://schemas.microsoft.com/office/word/2010/wordprocessingDrawing" xmlns:wp="http://schemas.openxmlformats.org/drawingml/2006/wordprocessingDrawing" xmlns:w10="urn:schemas-microsoft-com:office:word" xmlns:w="http://schemas.openxmlformats.org/wordprocessingml/2006/main" xmlns:w14="http://schemas.microsoft.com/office/word/2010/wordml" xmlns:w15="http://schemas.microsoft.com/office/word/2012/wordml" xmlns:w16cex="http://schemas.microsoft.com/office/word/2018/wordml/cex" xmlns:w16cid="http://schemas.microsoft.com/office/word/2016/wordml/cid" xmlns:w16="http://schemas.microsoft.com/office/word/2018/wordml" xmlns:w16sdtdh="http://schemas.microsoft.com/office/word/2020/wordml/sdtdatahash" xmlns:w16se="http://schemas.microsoft.com/office/word/2015/wordml/symex" xmlns:wpg="http://schemas.microsoft.com/office/word/2010/wordprocessingGroup" xmlns:wpi="http://schemas.microsoft.com/office/word/2010/wordprocessingInk" xmlns:wne="http://schemas.microsoft.com/office/word/2006/wordml" xmlns:wps="http://schemas.microsoft.com/office/word/2010/wordprocessingShape" mc:Ignorable="w14 w15 w16se w16cid w16 w16cex w16sdtdh wp14">
   <w:endnote w:type="separator" w:id="-1">
     <w:p>
       <w:pPr>
@@ -1465,7 +1873,7 @@
 </file>
 
 <file path=word/footer1.xml><?xml version="1.0" encoding="utf-8"?>
-<w:ftr xmlns:wpc="http://schemas.microsoft.com/office/word/2010/wordprocessingCanvas" xmlns:cx="http://schemas.microsoft.com/office/drawing/2014/chartex" xmlns:cx1="http://schemas.microsoft.com/office/drawing/2015/9/8/chartex" xmlns:cx2="http://schemas.microsoft.com/office/drawing/2015/10/21/chartex" xmlns:cx3="http://schemas.microsoft.com/office/drawing/2016/5/9/chartex" xmlns:cx4="http://schemas.microsoft.com/office/drawing/2016/5/10/chartex" xmlns:cx5="http://schemas.microsoft.com/office/drawing/2016/5/11/chartex" xmlns:cx6="http://schemas.microsoft.com/office/drawing/2016/5/12/chartex" xmlns:cx7="http://schemas.microsoft.com/office/drawing/2016/5/13/chartex" xmlns:cx8="http://schemas.microsoft.com/office/drawing/2016/5/14/chartex" xmlns:mc="http://schemas.openxmlformats.org/markup-compatibility/2006" xmlns:aink="http://schemas.microsoft.com/office/drawing/2016/ink" xmlns:am3d="http://schemas.microsoft.com/office/drawing/2017/model3d" xmlns:o="urn:schemas-microsoft-com:office:office" xmlns:oel="http://schemas.microsoft.com/office/2019/extlst" xmlns:r="http://schemas.openxmlformats.org/officeDocument/2006/relationships" xmlns:m="http://schemas.openxmlformats.org/officeDocument/2006/math" xmlns:v="urn:schemas-microsoft-com:vml" xmlns:wp14="http://schemas.microsoft.com/office/word/2010/wordprocessingDrawing" xmlns:wp="http://schemas.openxmlformats.org/drawingml/2006/wordprocessingDrawing" xmlns:w10="urn:schemas-microsoft-com:office:word" xmlns:w="http://schemas.openxmlformats.org/wordprocessingml/2006/main" xmlns:w14="http://schemas.microsoft.com/office/word/2010/wordml" xmlns:w15="http://schemas.microsoft.com/office/word/2012/wordml" xmlns:w16cex="http://schemas.microsoft.com/office/word/2018/wordml/cex" xmlns:w16cid="http://schemas.microsoft.com/office/word/2016/wordml/cid" xmlns:w16="http://schemas.microsoft.com/office/word/2018/wordml" xmlns:w16sdtdh="http://schemas.microsoft.com/office/word/2020/wordml/sdtdatahash" xmlns:w16se="http://schemas.microsoft.com/office/word/2015/wordml/symex" xmlns:wpg="http://schemas.microsoft.com/office/word/2010/wordprocessingGroup" xmlns:wpi="http://schemas.microsoft.com/office/word/2010/wordprocessingInk" xmlns:wne="http://schemas.microsoft.com/office/word/2006/wordml" xmlns:wps="http://schemas.microsoft.com/office/word/2010/wordprocessingShape" mc:Ignorable="w14 w15 w16se w16cid w16 w16cex w16sdtdh wp14">
+<w:ftr xmlns:wpc="http://schemas.microsoft.com/office/word/2010/wordprocessingCanvas" xmlns:cx="http://schemas.microsoft.com/office/drawing/2014/chartex" xmlns:cx1="http://schemas.microsoft.com/office/drawing/2015/9/8/chartex" xmlns:cx2="http://schemas.microsoft.com/office/drawing/2015/10/21/chartex" xmlns:cx3="http://schemas.microsoft.com/office/drawing/2016/5/9/chartex" xmlns:cx4="http://schemas.microsoft.com/office/drawing/2016/5/10/chartex" xmlns:cx5="http://schemas.microsoft.com/office/drawing/2016/5/11/chartex" xmlns:cx6="http://schemas.microsoft.com/office/drawing/2016/5/12/chartex" xmlns:cx7="http://schemas.microsoft.com/office/drawing/2016/5/13/chartex" xmlns:cx8="http://schemas.microsoft.com/office/drawing/2016/5/14/chartex" xmlns:mc="http://schemas.openxmlformats.org/markup-compatibility/2006" xmlns:aink="http://schemas.microsoft.com/office/drawing/2016/ink" xmlns:am3d="http://schemas.microsoft.com/office/drawing/2017/model3d" xmlns:o="urn:schemas-microsoft-com:office:office" xmlns:r="http://schemas.openxmlformats.org/officeDocument/2006/relationships" xmlns:m="http://schemas.openxmlformats.org/officeDocument/2006/math" xmlns:v="urn:schemas-microsoft-com:vml" xmlns:wp14="http://schemas.microsoft.com/office/word/2010/wordprocessingDrawing" xmlns:wp="http://schemas.openxmlformats.org/drawingml/2006/wordprocessingDrawing" xmlns:w10="urn:schemas-microsoft-com:office:word" xmlns:w="http://schemas.openxmlformats.org/wordprocessingml/2006/main" xmlns:w14="http://schemas.microsoft.com/office/word/2010/wordml" xmlns:w15="http://schemas.microsoft.com/office/word/2012/wordml" xmlns:w16cex="http://schemas.microsoft.com/office/word/2018/wordml/cex" xmlns:w16cid="http://schemas.microsoft.com/office/word/2016/wordml/cid" xmlns:w16="http://schemas.microsoft.com/office/word/2018/wordml" xmlns:w16sdtdh="http://schemas.microsoft.com/office/word/2020/wordml/sdtdatahash" xmlns:w16se="http://schemas.microsoft.com/office/word/2015/wordml/symex" xmlns:wpg="http://schemas.microsoft.com/office/word/2010/wordprocessingGroup" xmlns:wpi="http://schemas.microsoft.com/office/word/2010/wordprocessingInk" xmlns:wne="http://schemas.microsoft.com/office/word/2006/wordml" xmlns:wps="http://schemas.microsoft.com/office/word/2010/wordprocessingShape" mc:Ignorable="w14 w15 w16se w16cid w16 w16cex w16sdtdh wp14">
   <w:sdt>
     <w:sdtPr>
       <w:id w:val="1495451635"/>
@@ -1474,10 +1882,12 @@
         <w:docPartUnique/>
       </w:docPartObj>
     </w:sdtPr>
+    <w:sdtEndPr/>
     <w:sdtContent>
       <w:p>
         <w:pPr>
           <w:pStyle w:val="a6"/>
+          <w:ind w:right="-1"/>
           <w:jc w:val="right"/>
         </w:pPr>
         <w:r>
@@ -1498,7 +1908,7 @@
 </file>
 
 <file path=word/footnotes.xml><?xml version="1.0" encoding="utf-8"?>
-<w:footnotes xmlns:wpc="http://schemas.microsoft.com/office/word/2010/wordprocessingCanvas" xmlns:cx="http://schemas.microsoft.com/office/drawing/2014/chartex" xmlns:cx1="http://schemas.microsoft.com/office/drawing/2015/9/8/chartex" xmlns:cx2="http://schemas.microsoft.com/office/drawing/2015/10/21/chartex" xmlns:cx3="http://schemas.microsoft.com/office/drawing/2016/5/9/chartex" xmlns:cx4="http://schemas.microsoft.com/office/drawing/2016/5/10/chartex" xmlns:cx5="http://schemas.microsoft.com/office/drawing/2016/5/11/chartex" xmlns:cx6="http://schemas.microsoft.com/office/drawing/2016/5/12/chartex" xmlns:cx7="http://schemas.microsoft.com/office/drawing/2016/5/13/chartex" xmlns:cx8="http://schemas.microsoft.com/office/drawing/2016/5/14/chartex" xmlns:mc="http://schemas.openxmlformats.org/markup-compatibility/2006" xmlns:aink="http://schemas.microsoft.com/office/drawing/2016/ink" xmlns:am3d="http://schemas.microsoft.com/office/drawing/2017/model3d" xmlns:o="urn:schemas-microsoft-com:office:office" xmlns:oel="http://schemas.microsoft.com/office/2019/extlst" xmlns:r="http://schemas.openxmlformats.org/officeDocument/2006/relationships" xmlns:m="http://schemas.openxmlformats.org/officeDocument/2006/math" xmlns:v="urn:schemas-microsoft-com:vml" xmlns:wp14="http://schemas.microsoft.com/office/word/2010/wordprocessingDrawing" xmlns:wp="http://schemas.openxmlformats.org/drawingml/2006/wordprocessingDrawing" xmlns:w10="urn:schemas-microsoft-com:office:word" xmlns:w="http://schemas.openxmlformats.org/wordprocessingml/2006/main" xmlns:w14="http://schemas.microsoft.com/office/word/2010/wordml" xmlns:w15="http://schemas.microsoft.com/office/word/2012/wordml" xmlns:w16cex="http://schemas.microsoft.com/office/word/2018/wordml/cex" xmlns:w16cid="http://schemas.microsoft.com/office/word/2016/wordml/cid" xmlns:w16="http://schemas.microsoft.com/office/word/2018/wordml" xmlns:w16sdtdh="http://schemas.microsoft.com/office/word/2020/wordml/sdtdatahash" xmlns:w16se="http://schemas.microsoft.com/office/word/2015/wordml/symex" xmlns:wpg="http://schemas.microsoft.com/office/word/2010/wordprocessingGroup" xmlns:wpi="http://schemas.microsoft.com/office/word/2010/wordprocessingInk" xmlns:wne="http://schemas.microsoft.com/office/word/2006/wordml" xmlns:wps="http://schemas.microsoft.com/office/word/2010/wordprocessingShape" mc:Ignorable="w14 w15 w16se w16cid w16 w16cex w16sdtdh wp14">
+<w:footnotes xmlns:wpc="http://schemas.microsoft.com/office/word/2010/wordprocessingCanvas" xmlns:cx="http://schemas.microsoft.com/office/drawing/2014/chartex" xmlns:cx1="http://schemas.microsoft.com/office/drawing/2015/9/8/chartex" xmlns:cx2="http://schemas.microsoft.com/office/drawing/2015/10/21/chartex" xmlns:cx3="http://schemas.microsoft.com/office/drawing/2016/5/9/chartex" xmlns:cx4="http://schemas.microsoft.com/office/drawing/2016/5/10/chartex" xmlns:cx5="http://schemas.microsoft.com/office/drawing/2016/5/11/chartex" xmlns:cx6="http://schemas.microsoft.com/office/drawing/2016/5/12/chartex" xmlns:cx7="http://schemas.microsoft.com/office/drawing/2016/5/13/chartex" xmlns:cx8="http://schemas.microsoft.com/office/drawing/2016/5/14/chartex" xmlns:mc="http://schemas.openxmlformats.org/markup-compatibility/2006" xmlns:aink="http://schemas.microsoft.com/office/drawing/2016/ink" xmlns:am3d="http://schemas.microsoft.com/office/drawing/2017/model3d" xmlns:o="urn:schemas-microsoft-com:office:office" xmlns:r="http://schemas.openxmlformats.org/officeDocument/2006/relationships" xmlns:m="http://schemas.openxmlformats.org/officeDocument/2006/math" xmlns:v="urn:schemas-microsoft-com:vml" xmlns:wp14="http://schemas.microsoft.com/office/word/2010/wordprocessingDrawing" xmlns:wp="http://schemas.openxmlformats.org/drawingml/2006/wordprocessingDrawing" xmlns:w10="urn:schemas-microsoft-com:office:word" xmlns:w="http://schemas.openxmlformats.org/wordprocessingml/2006/main" xmlns:w14="http://schemas.microsoft.com/office/word/2010/wordml" xmlns:w15="http://schemas.microsoft.com/office/word/2012/wordml" xmlns:w16cex="http://schemas.microsoft.com/office/word/2018/wordml/cex" xmlns:w16cid="http://schemas.microsoft.com/office/word/2016/wordml/cid" xmlns:w16="http://schemas.microsoft.com/office/word/2018/wordml" xmlns:w16sdtdh="http://schemas.microsoft.com/office/word/2020/wordml/sdtdatahash" xmlns:w16se="http://schemas.microsoft.com/office/word/2015/wordml/symex" xmlns:wpg="http://schemas.microsoft.com/office/word/2010/wordprocessingGroup" xmlns:wpi="http://schemas.microsoft.com/office/word/2010/wordprocessingInk" xmlns:wne="http://schemas.microsoft.com/office/word/2006/wordml" xmlns:wps="http://schemas.microsoft.com/office/word/2010/wordprocessingShape" mc:Ignorable="w14 w15 w16se w16cid w16 w16cex w16sdtdh wp14">
   <w:footnote w:type="separator" w:id="-1">
     <w:p>
       <w:pPr>
@@ -1523,7 +1933,7 @@
 </file>
 
 <file path=word/numbering.xml><?xml version="1.0" encoding="utf-8"?>
-<w:numbering xmlns:wpc="http://schemas.microsoft.com/office/word/2010/wordprocessingCanvas" xmlns:cx="http://schemas.microsoft.com/office/drawing/2014/chartex" xmlns:cx1="http://schemas.microsoft.com/office/drawing/2015/9/8/chartex" xmlns:cx2="http://schemas.microsoft.com/office/drawing/2015/10/21/chartex" xmlns:cx3="http://schemas.microsoft.com/office/drawing/2016/5/9/chartex" xmlns:cx4="http://schemas.microsoft.com/office/drawing/2016/5/10/chartex" xmlns:cx5="http://schemas.microsoft.com/office/drawing/2016/5/11/chartex" xmlns:cx6="http://schemas.microsoft.com/office/drawing/2016/5/12/chartex" xmlns:cx7="http://schemas.microsoft.com/office/drawing/2016/5/13/chartex" xmlns:cx8="http://schemas.microsoft.com/office/drawing/2016/5/14/chartex" xmlns:mc="http://schemas.openxmlformats.org/markup-compatibility/2006" xmlns:aink="http://schemas.microsoft.com/office/drawing/2016/ink" xmlns:am3d="http://schemas.microsoft.com/office/drawing/2017/model3d" xmlns:o="urn:schemas-microsoft-com:office:office" xmlns:oel="http://schemas.microsoft.com/office/2019/extlst" xmlns:r="http://schemas.openxmlformats.org/officeDocument/2006/relationships" xmlns:m="http://schemas.openxmlformats.org/officeDocument/2006/math" xmlns:v="urn:schemas-microsoft-com:vml" xmlns:wp14="http://schemas.microsoft.com/office/word/2010/wordprocessingDrawing" xmlns:wp="http://schemas.openxmlformats.org/drawingml/2006/wordprocessingDrawing" xmlns:w10="urn:schemas-microsoft-com:office:word" xmlns:w="http://schemas.openxmlformats.org/wordprocessingml/2006/main" xmlns:w14="http://schemas.microsoft.com/office/word/2010/wordml" xmlns:w15="http://schemas.microsoft.com/office/word/2012/wordml" xmlns:w16cex="http://schemas.microsoft.com/office/word/2018/wordml/cex" xmlns:w16cid="http://schemas.microsoft.com/office/word/2016/wordml/cid" xmlns:w16="http://schemas.microsoft.com/office/word/2018/wordml" xmlns:w16sdtdh="http://schemas.microsoft.com/office/word/2020/wordml/sdtdatahash" xmlns:w16se="http://schemas.microsoft.com/office/word/2015/wordml/symex" xmlns:wpg="http://schemas.microsoft.com/office/word/2010/wordprocessingGroup" xmlns:wpi="http://schemas.microsoft.com/office/word/2010/wordprocessingInk" xmlns:wne="http://schemas.microsoft.com/office/word/2006/wordml" xmlns:wps="http://schemas.microsoft.com/office/word/2010/wordprocessingShape" mc:Ignorable="w14 w15 w16se w16cid w16 w16cex w16sdtdh wp14">
+<w:numbering xmlns:wpc="http://schemas.microsoft.com/office/word/2010/wordprocessingCanvas" xmlns:cx="http://schemas.microsoft.com/office/drawing/2014/chartex" xmlns:cx1="http://schemas.microsoft.com/office/drawing/2015/9/8/chartex" xmlns:cx2="http://schemas.microsoft.com/office/drawing/2015/10/21/chartex" xmlns:cx3="http://schemas.microsoft.com/office/drawing/2016/5/9/chartex" xmlns:cx4="http://schemas.microsoft.com/office/drawing/2016/5/10/chartex" xmlns:cx5="http://schemas.microsoft.com/office/drawing/2016/5/11/chartex" xmlns:cx6="http://schemas.microsoft.com/office/drawing/2016/5/12/chartex" xmlns:cx7="http://schemas.microsoft.com/office/drawing/2016/5/13/chartex" xmlns:cx8="http://schemas.microsoft.com/office/drawing/2016/5/14/chartex" xmlns:mc="http://schemas.openxmlformats.org/markup-compatibility/2006" xmlns:aink="http://schemas.microsoft.com/office/drawing/2016/ink" xmlns:am3d="http://schemas.microsoft.com/office/drawing/2017/model3d" xmlns:o="urn:schemas-microsoft-com:office:office" xmlns:r="http://schemas.openxmlformats.org/officeDocument/2006/relationships" xmlns:m="http://schemas.openxmlformats.org/officeDocument/2006/math" xmlns:v="urn:schemas-microsoft-com:vml" xmlns:wp14="http://schemas.microsoft.com/office/word/2010/wordprocessingDrawing" xmlns:wp="http://schemas.openxmlformats.org/drawingml/2006/wordprocessingDrawing" xmlns:w10="urn:schemas-microsoft-com:office:word" xmlns:w="http://schemas.openxmlformats.org/wordprocessingml/2006/main" xmlns:w14="http://schemas.microsoft.com/office/word/2010/wordml" xmlns:w15="http://schemas.microsoft.com/office/word/2012/wordml" xmlns:w16cex="http://schemas.microsoft.com/office/word/2018/wordml/cex" xmlns:w16cid="http://schemas.microsoft.com/office/word/2016/wordml/cid" xmlns:w16="http://schemas.microsoft.com/office/word/2018/wordml" xmlns:w16sdtdh="http://schemas.microsoft.com/office/word/2020/wordml/sdtdatahash" xmlns:w16se="http://schemas.microsoft.com/office/word/2015/wordml/symex" xmlns:wpg="http://schemas.microsoft.com/office/word/2010/wordprocessingGroup" xmlns:wpi="http://schemas.microsoft.com/office/word/2010/wordprocessingInk" xmlns:wne="http://schemas.microsoft.com/office/word/2006/wordml" xmlns:wps="http://schemas.microsoft.com/office/word/2010/wordprocessingShape" mc:Ignorable="w14 w15 w16se w16cid w16 w16cex w16sdtdh wp14">
   <w:abstractNum w:abstractNumId="0" w15:restartNumberingAfterBreak="0">
     <w:nsid w:val="FFFFFF89"/>
     <w:multiLevelType w:val="singleLevel"/>
@@ -6000,130 +6410,130 @@
       </w:rPr>
     </w:lvl>
   </w:abstractNum>
-  <w:num w:numId="1" w16cid:durableId="136383685">
+  <w:num w:numId="1">
     <w:abstractNumId w:val="27"/>
   </w:num>
-  <w:num w:numId="2" w16cid:durableId="518736511">
+  <w:num w:numId="2">
     <w:abstractNumId w:val="22"/>
   </w:num>
-  <w:num w:numId="3" w16cid:durableId="326397526">
+  <w:num w:numId="3">
     <w:abstractNumId w:val="28"/>
   </w:num>
-  <w:num w:numId="4" w16cid:durableId="1366977109">
+  <w:num w:numId="4">
     <w:abstractNumId w:val="11"/>
   </w:num>
-  <w:num w:numId="5" w16cid:durableId="867909641">
+  <w:num w:numId="5">
     <w:abstractNumId w:val="13"/>
   </w:num>
-  <w:num w:numId="6" w16cid:durableId="1021392459">
+  <w:num w:numId="6">
     <w:abstractNumId w:val="30"/>
   </w:num>
-  <w:num w:numId="7" w16cid:durableId="594554610">
+  <w:num w:numId="7">
     <w:abstractNumId w:val="19"/>
   </w:num>
-  <w:num w:numId="8" w16cid:durableId="1136484276">
+  <w:num w:numId="8">
     <w:abstractNumId w:val="16"/>
   </w:num>
-  <w:num w:numId="9" w16cid:durableId="854073013">
+  <w:num w:numId="9">
     <w:abstractNumId w:val="38"/>
   </w:num>
-  <w:num w:numId="10" w16cid:durableId="1768891885">
+  <w:num w:numId="10">
     <w:abstractNumId w:val="7"/>
   </w:num>
-  <w:num w:numId="11" w16cid:durableId="1311717102">
+  <w:num w:numId="11">
     <w:abstractNumId w:val="31"/>
   </w:num>
-  <w:num w:numId="12" w16cid:durableId="135149019">
+  <w:num w:numId="12">
     <w:abstractNumId w:val="4"/>
   </w:num>
-  <w:num w:numId="13" w16cid:durableId="735010049">
+  <w:num w:numId="13">
     <w:abstractNumId w:val="21"/>
   </w:num>
-  <w:num w:numId="14" w16cid:durableId="305936934">
+  <w:num w:numId="14">
     <w:abstractNumId w:val="25"/>
   </w:num>
-  <w:num w:numId="15" w16cid:durableId="1537623584">
+  <w:num w:numId="15">
     <w:abstractNumId w:val="20"/>
   </w:num>
-  <w:num w:numId="16" w16cid:durableId="1140463873">
+  <w:num w:numId="16">
     <w:abstractNumId w:val="33"/>
   </w:num>
-  <w:num w:numId="17" w16cid:durableId="1654333615">
+  <w:num w:numId="17">
     <w:abstractNumId w:val="6"/>
   </w:num>
-  <w:num w:numId="18" w16cid:durableId="1669821819">
+  <w:num w:numId="18">
     <w:abstractNumId w:val="18"/>
   </w:num>
-  <w:num w:numId="19" w16cid:durableId="1396473357">
+  <w:num w:numId="19">
     <w:abstractNumId w:val="29"/>
   </w:num>
-  <w:num w:numId="20" w16cid:durableId="628241189">
+  <w:num w:numId="20">
     <w:abstractNumId w:val="5"/>
   </w:num>
-  <w:num w:numId="21" w16cid:durableId="810364745">
+  <w:num w:numId="21">
     <w:abstractNumId w:val="2"/>
   </w:num>
-  <w:num w:numId="22" w16cid:durableId="2107340442">
+  <w:num w:numId="22">
     <w:abstractNumId w:val="14"/>
   </w:num>
-  <w:num w:numId="23" w16cid:durableId="1005011588">
+  <w:num w:numId="23">
     <w:abstractNumId w:val="9"/>
   </w:num>
-  <w:num w:numId="24" w16cid:durableId="1402366692">
+  <w:num w:numId="24">
     <w:abstractNumId w:val="15"/>
   </w:num>
-  <w:num w:numId="25" w16cid:durableId="47074991">
+  <w:num w:numId="25">
     <w:abstractNumId w:val="32"/>
   </w:num>
-  <w:num w:numId="26" w16cid:durableId="194540452">
+  <w:num w:numId="26">
     <w:abstractNumId w:val="39"/>
   </w:num>
-  <w:num w:numId="27" w16cid:durableId="1924678022">
+  <w:num w:numId="27">
     <w:abstractNumId w:val="1"/>
   </w:num>
-  <w:num w:numId="28" w16cid:durableId="1930848814">
+  <w:num w:numId="28">
     <w:abstractNumId w:val="34"/>
   </w:num>
-  <w:num w:numId="29" w16cid:durableId="167059465">
+  <w:num w:numId="29">
     <w:abstractNumId w:val="8"/>
   </w:num>
-  <w:num w:numId="30" w16cid:durableId="1158303000">
+  <w:num w:numId="30">
     <w:abstractNumId w:val="36"/>
   </w:num>
-  <w:num w:numId="31" w16cid:durableId="1900050648">
+  <w:num w:numId="31">
     <w:abstractNumId w:val="35"/>
   </w:num>
-  <w:num w:numId="32" w16cid:durableId="747730548">
+  <w:num w:numId="32">
     <w:abstractNumId w:val="41"/>
   </w:num>
-  <w:num w:numId="33" w16cid:durableId="879897083">
+  <w:num w:numId="33">
     <w:abstractNumId w:val="0"/>
   </w:num>
-  <w:num w:numId="34" w16cid:durableId="208147832">
+  <w:num w:numId="34">
     <w:abstractNumId w:val="23"/>
   </w:num>
-  <w:num w:numId="35" w16cid:durableId="104858267">
+  <w:num w:numId="35">
     <w:abstractNumId w:val="12"/>
   </w:num>
-  <w:num w:numId="36" w16cid:durableId="1483544398">
+  <w:num w:numId="36">
     <w:abstractNumId w:val="3"/>
   </w:num>
-  <w:num w:numId="37" w16cid:durableId="421293026">
+  <w:num w:numId="37">
     <w:abstractNumId w:val="24"/>
   </w:num>
-  <w:num w:numId="38" w16cid:durableId="570846826">
+  <w:num w:numId="38">
     <w:abstractNumId w:val="17"/>
   </w:num>
-  <w:num w:numId="39" w16cid:durableId="1502044110">
+  <w:num w:numId="39">
     <w:abstractNumId w:val="10"/>
   </w:num>
-  <w:num w:numId="40" w16cid:durableId="1113666569">
+  <w:num w:numId="40">
     <w:abstractNumId w:val="37"/>
   </w:num>
-  <w:num w:numId="41" w16cid:durableId="1724134596">
+  <w:num w:numId="41">
     <w:abstractNumId w:val="40"/>
   </w:num>
-  <w:num w:numId="42" w16cid:durableId="769548241">
+  <w:num w:numId="42">
     <w:abstractNumId w:val="26"/>
   </w:num>
   <w:numIdMacAtCleanup w:val="7"/>
